--- a/LLDD/word/BE/LLDD-BE-API-Attachment-Sales-Timeline.docx
+++ b/LLDD/word/BE/LLDD-BE-API-Attachment-Sales-Timeline.docx
@@ -3685,7 +3685,15 @@
                 <w:rFonts w:ascii="Arial" w:hAnsi="Arial" w:eastAsia="Arial" w:cs="Tahoma"/>
                 <w:sz w:val="18"/>
               </w:rPr>
-              <w:t>ตรวจทั้ง extension และ content type/magic bytes เท่าที่ platform รองรับ</w:t>
+              <w:t xml:space="preserve">ตรวจทั้ง extension และ content type/magic bytes เท่าที่ platform รองรับ · ไม่อยู่ใน allowlist → </w:t>
+            </w:r>
+            <w:r>
+              <w:rPr>
+                <w:rFonts w:ascii="Arial" w:hAnsi="Arial" w:eastAsia="Arial" w:cs="Tahoma"/>
+                <w:b/>
+                <w:sz w:val="18"/>
+              </w:rPr>
+              <w:t>415 `FILE_TYPE_UNSUPPORTED`</w:t>
             </w:r>
           </w:p>
         </w:tc>
@@ -3762,10 +3770,101 @@
             </w:r>
             <w:r>
               <w:rPr>
-                <w:rFonts w:ascii="Arial" w:hAnsi="Arial" w:eastAsia="Arial" w:cs="Tahoma"/>
-                <w:sz w:val="18"/>
-              </w:rPr>
-              <w:t>download อนุญาตเฉพาะ CLEAN; BLOCKED/FAILED คืน FILE_SCAN_BLOCKED</w:t>
+                <w:rFonts w:ascii="Courier New" w:hAnsi="Courier New" w:eastAsia="Courier New" w:cs="Tahoma"/>
+                <w:sz w:val="18"/>
+              </w:rPr>
+              <w:t>CLEAN</w:t>
+            </w:r>
+            <w:r>
+              <w:rPr>
+                <w:rFonts w:ascii="Arial" w:hAnsi="Arial" w:eastAsia="Arial" w:cs="Tahoma"/>
+                <w:sz w:val="18"/>
+              </w:rPr>
+              <w:t xml:space="preserve"> ดาวน์โหลดได้เสมอ · </w:t>
+            </w:r>
+            <w:r>
+              <w:rPr>
+                <w:rFonts w:ascii="Courier New" w:hAnsi="Courier New" w:eastAsia="Courier New" w:cs="Tahoma"/>
+                <w:sz w:val="18"/>
+              </w:rPr>
+              <w:t>BLOCKED</w:t>
+            </w:r>
+            <w:r>
+              <w:rPr>
+                <w:rFonts w:ascii="Arial" w:hAnsi="Arial" w:eastAsia="Arial" w:cs="Tahoma"/>
+                <w:sz w:val="18"/>
+              </w:rPr>
+              <w:t>/</w:t>
+            </w:r>
+            <w:r>
+              <w:rPr>
+                <w:rFonts w:ascii="Courier New" w:hAnsi="Courier New" w:eastAsia="Courier New" w:cs="Tahoma"/>
+                <w:sz w:val="18"/>
+              </w:rPr>
+              <w:t>FAILED</w:t>
+            </w:r>
+            <w:r>
+              <w:rPr>
+                <w:rFonts w:ascii="Arial" w:hAnsi="Arial" w:eastAsia="Arial" w:cs="Tahoma"/>
+                <w:sz w:val="18"/>
+              </w:rPr>
+              <w:t xml:space="preserve"> คืน 422 </w:t>
+            </w:r>
+            <w:r>
+              <w:rPr>
+                <w:rFonts w:ascii="Courier New" w:hAnsi="Courier New" w:eastAsia="Courier New" w:cs="Tahoma"/>
+                <w:sz w:val="18"/>
+              </w:rPr>
+              <w:t>FILE_SCAN_BLOCKED</w:t>
+            </w:r>
+            <w:r>
+              <w:rPr>
+                <w:rFonts w:ascii="Arial" w:hAnsi="Arial" w:eastAsia="Arial" w:cs="Tahoma"/>
+                <w:sz w:val="18"/>
+              </w:rPr>
+              <w:t xml:space="preserve"> เสมอ · </w:t>
+            </w:r>
+            <w:r>
+              <w:rPr>
+                <w:rFonts w:ascii="Courier New" w:hAnsi="Courier New" w:eastAsia="Courier New" w:cs="Tahoma"/>
+                <w:sz w:val="18"/>
+              </w:rPr>
+              <w:t>PENDING</w:t>
+            </w:r>
+            <w:r>
+              <w:rPr>
+                <w:rFonts w:ascii="Arial" w:hAnsi="Arial" w:eastAsia="Arial" w:cs="Tahoma"/>
+                <w:sz w:val="18"/>
+              </w:rPr>
+              <w:t xml:space="preserve"> ขึ้นกับสวิตช์ </w:t>
+            </w:r>
+            <w:r>
+              <w:rPr>
+                <w:rFonts w:ascii="Courier New" w:hAnsi="Courier New" w:eastAsia="Courier New" w:cs="Tahoma"/>
+                <w:sz w:val="18"/>
+              </w:rPr>
+              <w:t>SGI_ALLOW_PENDING_DOWNLOAD</w:t>
+            </w:r>
+            <w:r>
+              <w:rPr>
+                <w:rFonts w:ascii="Arial" w:hAnsi="Arial" w:eastAsia="Arial" w:cs="Tahoma"/>
+                <w:sz w:val="18"/>
+              </w:rPr>
+              <w:t xml:space="preserve"> (</w:t>
+            </w:r>
+            <w:r>
+              <w:rPr>
+                <w:rFonts w:ascii="Courier New" w:hAnsi="Courier New" w:eastAsia="Courier New" w:cs="Tahoma"/>
+                <w:sz w:val="18"/>
+              </w:rPr>
+              <w:t>mas_param</w:t>
+            </w:r>
+            <w:r>
+              <w:rPr>
+                <w:rFonts w:ascii="Arial" w:hAnsi="Arial" w:eastAsia="Arial" w:cs="Tahoma"/>
+                <w:sz w:val="18"/>
+              </w:rPr>
+              <w:t>) — รายละเอียดเต็มที่หัวข้อ Download Flow</w:t>
             </w:r>
           </w:p>
         </w:tc>
@@ -3845,7 +3944,117 @@
                 <w:rFonts w:ascii="Arial" w:hAnsi="Arial" w:eastAsia="Arial" w:cs="Tahoma"/>
                 <w:sz w:val="18"/>
               </w:rPr>
-              <w:t>เกินให้คืน 413 FILE_TOO_LARGE ก่อน upload เข้า storage</w:t>
+              <w:t xml:space="preserve">เกินให้คืน </w:t>
+            </w:r>
+            <w:r>
+              <w:rPr>
+                <w:rFonts w:ascii="Arial" w:hAnsi="Arial" w:eastAsia="Arial" w:cs="Tahoma"/>
+                <w:b/>
+                <w:sz w:val="18"/>
+              </w:rPr>
+              <w:t>413 `FILE_TOO_LARGE`</w:t>
+            </w:r>
+            <w:r>
+              <w:rPr>
+                <w:rFonts w:ascii="Arial" w:hAnsi="Arial" w:eastAsia="Arial" w:cs="Tahoma"/>
+                <w:sz w:val="18"/>
+              </w:rPr>
+              <w:t xml:space="preserve"> ก่อน upload เข้า storage</w:t>
+            </w:r>
+          </w:p>
+        </w:tc>
+      </w:tr>
+      <w:tr>
+        <w:trPr>
+          <w:cantSplit/>
+        </w:trPr>
+        <w:tc>
+          <w:tcPr>
+            <w:tcW w:type="dxa" w:w="3360"/>
+            <w:vAlign w:val="center"/>
+          </w:tcPr>
+          <w:p>
+            <w:pPr>
+              <w:keepLines/>
+              <w:spacing w:after="0"/>
+            </w:pPr>
+            <w:r>
+              <w:rPr>
+                <w:rFonts w:ascii="Arial" w:hAnsi="Arial" w:eastAsia="Arial" w:cs="Tahoma"/>
+                <w:sz w:val="18"/>
+              </w:rPr>
+            </w:r>
+            <w:r>
+              <w:rPr>
+                <w:rFonts w:ascii="Arial" w:hAnsi="Arial" w:eastAsia="Arial" w:cs="Tahoma"/>
+                <w:sz w:val="18"/>
+              </w:rPr>
+              <w:t>ต้องเลือกไฟล์ก่อน</w:t>
+            </w:r>
+          </w:p>
+        </w:tc>
+        <w:tc>
+          <w:tcPr>
+            <w:tcW w:type="dxa" w:w="3360"/>
+            <w:vAlign w:val="center"/>
+          </w:tcPr>
+          <w:p>
+            <w:pPr>
+              <w:keepLines/>
+              <w:spacing w:after="0"/>
+            </w:pPr>
+            <w:r>
+              <w:rPr>
+                <w:rFonts w:ascii="Arial" w:hAnsi="Arial" w:eastAsia="Arial" w:cs="Tahoma"/>
+                <w:sz w:val="18"/>
+              </w:rPr>
+            </w:r>
+            <w:r>
+              <w:rPr>
+                <w:rFonts w:ascii="Arial" w:hAnsi="Arial" w:eastAsia="Arial" w:cs="Tahoma"/>
+                <w:sz w:val="18"/>
+              </w:rPr>
+              <w:t>กดปุ่มแนบเอกสารโดยยังไม่เลือกไฟล์</w:t>
+            </w:r>
+          </w:p>
+        </w:tc>
+        <w:tc>
+          <w:tcPr>
+            <w:tcW w:type="dxa" w:w="3360"/>
+            <w:vAlign w:val="center"/>
+          </w:tcPr>
+          <w:p>
+            <w:pPr>
+              <w:keepLines/>
+              <w:spacing w:after="0"/>
+            </w:pPr>
+            <w:r>
+              <w:rPr>
+                <w:rFonts w:ascii="Arial" w:hAnsi="Arial" w:eastAsia="Arial" w:cs="Tahoma"/>
+                <w:sz w:val="18"/>
+              </w:rPr>
+            </w:r>
+            <w:r>
+              <w:rPr>
+                <w:rFonts w:ascii="Arial" w:hAnsi="Arial" w:eastAsia="Arial" w:cs="Tahoma"/>
+                <w:sz w:val="18"/>
+              </w:rPr>
+              <w:t xml:space="preserve">คืน </w:t>
+            </w:r>
+            <w:r>
+              <w:rPr>
+                <w:rFonts w:ascii="Arial" w:hAnsi="Arial" w:eastAsia="Arial" w:cs="Tahoma"/>
+                <w:b/>
+                <w:sz w:val="18"/>
+              </w:rPr>
+              <w:t>422 `ATTACHMENT_FILE_REQUIRED`</w:t>
+            </w:r>
+            <w:r>
+              <w:rPr>
+                <w:rFonts w:ascii="Arial" w:hAnsi="Arial" w:eastAsia="Arial" w:cs="Tahoma"/>
+                <w:sz w:val="18"/>
+              </w:rPr>
+              <w:t xml:space="preserve"> พร้อมข้อความ verbatim "กรุณาเลือกไฟล์ที่ต้องการแนบ ก่อนกดแนบเอกสาร" — FE ต้องกันไว้ก่อนยิง API ด้วย</w:t>
             </w:r>
           </w:p>
         </w:tc>
@@ -4636,7 +4845,21 @@
                 <w:rFonts w:ascii="Arial" w:hAnsi="Arial" w:eastAsia="Arial" w:cs="Tahoma"/>
                 <w:sz w:val="18"/>
               </w:rPr>
-              <w:t>ผล AV scan</w:t>
+              <w:t xml:space="preserve">ผล AV scan · เริ่มที่ </w:t>
+            </w:r>
+            <w:r>
+              <w:rPr>
+                <w:rFonts w:ascii="Courier New" w:hAnsi="Courier New" w:eastAsia="Courier New" w:cs="Tahoma"/>
+                <w:sz w:val="18"/>
+              </w:rPr>
+              <w:t>PENDING</w:t>
+            </w:r>
+            <w:r>
+              <w:rPr>
+                <w:rFonts w:ascii="Arial" w:hAnsi="Arial" w:eastAsia="Arial" w:cs="Tahoma"/>
+                <w:sz w:val="18"/>
+              </w:rPr>
+              <w:t xml:space="preserve"> เสมอตอนอัปโหลด</w:t>
             </w:r>
           </w:p>
         </w:tc>
@@ -4658,10 +4881,101 @@
             </w:r>
             <w:r>
               <w:rPr>
-                <w:rFonts w:ascii="Arial" w:hAnsi="Arial" w:eastAsia="Arial" w:cs="Tahoma"/>
-                <w:sz w:val="18"/>
-              </w:rPr>
-              <w:t>download ได้เฉพาะ CLEAN</w:t>
+                <w:rFonts w:ascii="Courier New" w:hAnsi="Courier New" w:eastAsia="Courier New" w:cs="Tahoma"/>
+                <w:sz w:val="18"/>
+              </w:rPr>
+              <w:t>CLEAN</w:t>
+            </w:r>
+            <w:r>
+              <w:rPr>
+                <w:rFonts w:ascii="Arial" w:hAnsi="Arial" w:eastAsia="Arial" w:cs="Tahoma"/>
+                <w:sz w:val="18"/>
+              </w:rPr>
+              <w:t xml:space="preserve"> ดาวน์โหลดได้เสมอ · </w:t>
+            </w:r>
+            <w:r>
+              <w:rPr>
+                <w:rFonts w:ascii="Courier New" w:hAnsi="Courier New" w:eastAsia="Courier New" w:cs="Tahoma"/>
+                <w:sz w:val="18"/>
+              </w:rPr>
+              <w:t>BLOCKED</w:t>
+            </w:r>
+            <w:r>
+              <w:rPr>
+                <w:rFonts w:ascii="Arial" w:hAnsi="Arial" w:eastAsia="Arial" w:cs="Tahoma"/>
+                <w:sz w:val="18"/>
+              </w:rPr>
+              <w:t>/</w:t>
+            </w:r>
+            <w:r>
+              <w:rPr>
+                <w:rFonts w:ascii="Courier New" w:hAnsi="Courier New" w:eastAsia="Courier New" w:cs="Tahoma"/>
+                <w:sz w:val="18"/>
+              </w:rPr>
+              <w:t>FAILED</w:t>
+            </w:r>
+            <w:r>
+              <w:rPr>
+                <w:rFonts w:ascii="Arial" w:hAnsi="Arial" w:eastAsia="Arial" w:cs="Tahoma"/>
+                <w:sz w:val="18"/>
+              </w:rPr>
+              <w:t xml:space="preserve"> คืน 422 </w:t>
+            </w:r>
+            <w:r>
+              <w:rPr>
+                <w:rFonts w:ascii="Courier New" w:hAnsi="Courier New" w:eastAsia="Courier New" w:cs="Tahoma"/>
+                <w:sz w:val="18"/>
+              </w:rPr>
+              <w:t>FILE_SCAN_BLOCKED</w:t>
+            </w:r>
+            <w:r>
+              <w:rPr>
+                <w:rFonts w:ascii="Arial" w:hAnsi="Arial" w:eastAsia="Arial" w:cs="Tahoma"/>
+                <w:sz w:val="18"/>
+              </w:rPr>
+              <w:t xml:space="preserve"> เสมอ · </w:t>
+            </w:r>
+            <w:r>
+              <w:rPr>
+                <w:rFonts w:ascii="Courier New" w:hAnsi="Courier New" w:eastAsia="Courier New" w:cs="Tahoma"/>
+                <w:sz w:val="18"/>
+              </w:rPr>
+              <w:t>PENDING</w:t>
+            </w:r>
+            <w:r>
+              <w:rPr>
+                <w:rFonts w:ascii="Arial" w:hAnsi="Arial" w:eastAsia="Arial" w:cs="Tahoma"/>
+                <w:sz w:val="18"/>
+              </w:rPr>
+              <w:t xml:space="preserve"> ขึ้นกับสวิตช์ </w:t>
+            </w:r>
+            <w:r>
+              <w:rPr>
+                <w:rFonts w:ascii="Courier New" w:hAnsi="Courier New" w:eastAsia="Courier New" w:cs="Tahoma"/>
+                <w:sz w:val="18"/>
+              </w:rPr>
+              <w:t>SGI_ALLOW_PENDING_DOWNLOAD</w:t>
+            </w:r>
+            <w:r>
+              <w:rPr>
+                <w:rFonts w:ascii="Arial" w:hAnsi="Arial" w:eastAsia="Arial" w:cs="Tahoma"/>
+                <w:sz w:val="18"/>
+              </w:rPr>
+              <w:t xml:space="preserve"> (</w:t>
+            </w:r>
+            <w:r>
+              <w:rPr>
+                <w:rFonts w:ascii="Courier New" w:hAnsi="Courier New" w:eastAsia="Courier New" w:cs="Tahoma"/>
+                <w:sz w:val="18"/>
+              </w:rPr>
+              <w:t>mas_param</w:t>
+            </w:r>
+            <w:r>
+              <w:rPr>
+                <w:rFonts w:ascii="Arial" w:hAnsi="Arial" w:eastAsia="Arial" w:cs="Tahoma"/>
+                <w:sz w:val="18"/>
+              </w:rPr>
+              <w:t>)</w:t>
             </w:r>
           </w:p>
         </w:tc>
@@ -5400,6 +5714,276 @@
         <w:t>5.4 Download Flow and Authorization</w:t>
       </w:r>
     </w:p>
+    <w:p>
+      <w:pPr>
+        <w:keepNext w:val="0"/>
+      </w:pPr>
+      <w:r>
+        <w:rPr>
+          <w:b/>
+        </w:rPr>
+        <w:t>นโยบายเดียวของทั้งระบบ (ปิดข้อขัดแย้ง 2026-09-07 · ยังรอ security sign-off — ดู `DECISIONS รอตัดสินใจ` ข้อ 2.10):</w:t>
+      </w:r>
+      <w:r>
+        <w:br/>
+        <w:br/>
+        <w:t xml:space="preserve">| </w:t>
+      </w:r>
+      <w:r>
+        <w:rPr>
+          <w:rFonts w:ascii="Courier New" w:hAnsi="Courier New" w:eastAsia="Courier New" w:cs="Tahoma"/>
+        </w:rPr>
+        <w:t>scan_status</w:t>
+      </w:r>
+      <w:r>
+        <w:t xml:space="preserve"> | ดาวน์โหลดได้ไหม | ทำอะไร |</w:t>
+        <w:br/>
+        <w:t>| --- | --- | --- |</w:t>
+        <w:br/>
+        <w:t xml:space="preserve">| </w:t>
+      </w:r>
+      <w:r>
+        <w:rPr>
+          <w:rFonts w:ascii="Courier New" w:hAnsi="Courier New" w:eastAsia="Courier New" w:cs="Tahoma"/>
+        </w:rPr>
+        <w:t>CLEAN</w:t>
+      </w:r>
+      <w:r>
+        <w:t xml:space="preserve"> | ✅ ได้เสมอ | stream ไฟล์ตามปกติ |</w:t>
+        <w:br/>
+        <w:t xml:space="preserve">| </w:t>
+      </w:r>
+      <w:r>
+        <w:rPr>
+          <w:rFonts w:ascii="Courier New" w:hAnsi="Courier New" w:eastAsia="Courier New" w:cs="Tahoma"/>
+        </w:rPr>
+        <w:t>BLOCKED</w:t>
+      </w:r>
+      <w:r>
+        <w:t xml:space="preserve"> · </w:t>
+      </w:r>
+      <w:r>
+        <w:rPr>
+          <w:rFonts w:ascii="Courier New" w:hAnsi="Courier New" w:eastAsia="Courier New" w:cs="Tahoma"/>
+        </w:rPr>
+        <w:t>FAILED</w:t>
+      </w:r>
+      <w:r>
+        <w:t xml:space="preserve"> | ❌ ไม่ได้เสมอ | คืน </w:t>
+      </w:r>
+      <w:r>
+        <w:rPr>
+          <w:b/>
+        </w:rPr>
+        <w:t>422 `FILE_SCAN_BLOCKED`</w:t>
+      </w:r>
+      <w:r>
+        <w:t xml:space="preserve"> — ห้ามมีทางลัดใด ๆ |</w:t>
+        <w:br/>
+        <w:t xml:space="preserve">| </w:t>
+      </w:r>
+      <w:r>
+        <w:rPr>
+          <w:rFonts w:ascii="Courier New" w:hAnsi="Courier New" w:eastAsia="Courier New" w:cs="Tahoma"/>
+        </w:rPr>
+        <w:t>PENDING</w:t>
+      </w:r>
+      <w:r>
+        <w:t xml:space="preserve"> | ⚠️ ขึ้นกับสวิตช์ | อ่าน </w:t>
+      </w:r>
+      <w:r>
+        <w:rPr>
+          <w:rFonts w:ascii="Courier New" w:hAnsi="Courier New" w:eastAsia="Courier New" w:cs="Tahoma"/>
+        </w:rPr>
+        <w:t>SGI_ALLOW_PENDING_DOWNLOAD</w:t>
+      </w:r>
+      <w:r>
+        <w:t xml:space="preserve"> จาก </w:t>
+      </w:r>
+      <w:r>
+        <w:rPr>
+          <w:rFonts w:ascii="Courier New" w:hAnsi="Courier New" w:eastAsia="Courier New" w:cs="Tahoma"/>
+        </w:rPr>
+        <w:t>mas_param</w:t>
+      </w:r>
+      <w:r>
+        <w:t xml:space="preserve"> · </w:t>
+      </w:r>
+      <w:r>
+        <w:rPr>
+          <w:rFonts w:ascii="Courier New" w:hAnsi="Courier New" w:eastAsia="Courier New" w:cs="Tahoma"/>
+        </w:rPr>
+        <w:t>Y</w:t>
+      </w:r>
+      <w:r>
+        <w:t xml:space="preserve"> = ให้ดาวน์โหลดได้ แต่ต้องแนบ header </w:t>
+      </w:r>
+      <w:r>
+        <w:rPr>
+          <w:rFonts w:ascii="Courier New" w:hAnsi="Courier New" w:eastAsia="Courier New" w:cs="Tahoma"/>
+        </w:rPr>
+        <w:t>X-SGI-Scan-Status: PENDING</w:t>
+      </w:r>
+      <w:r>
+        <w:t xml:space="preserve"> และ FE ต้องขึ้นคำเตือนว่ายังไม่ผ่านการสแกน · </w:t>
+      </w:r>
+      <w:r>
+        <w:rPr>
+          <w:rFonts w:ascii="Courier New" w:hAnsi="Courier New" w:eastAsia="Courier New" w:cs="Tahoma"/>
+        </w:rPr>
+        <w:t>N</w:t>
+      </w:r>
+      <w:r>
+        <w:t xml:space="preserve"> = คืน 422 </w:t>
+      </w:r>
+      <w:r>
+        <w:rPr>
+          <w:rFonts w:ascii="Courier New" w:hAnsi="Courier New" w:eastAsia="Courier New" w:cs="Tahoma"/>
+        </w:rPr>
+        <w:t>FILE_SCAN_BLOCKED</w:t>
+      </w:r>
+      <w:r>
+        <w:t xml:space="preserve"> เหมือน BLOCKED |</w:t>
+        <w:br/>
+        <w:br/>
+      </w:r>
+      <w:r>
+        <w:rPr>
+          <w:b/>
+        </w:rPr>
+        <w:t>ทำไมต้องมีสวิตช์แทนที่จะบังคับ `CLEAN` ตรง ๆ:</w:t>
+      </w:r>
+      <w:r>
+        <w:t xml:space="preserve"> ตรวจแล้วว่า</w:t>
+      </w:r>
+      <w:r>
+        <w:rPr>
+          <w:b/>
+        </w:rPr>
+        <w:t>ยังไม่มีตัวสแกนไวรัสในระบบใดเลย</w:t>
+      </w:r>
+      <w:r>
+        <w:t xml:space="preserve"> (ไม่พบ clamav/antivirus/GuardDuty ใน </w:t>
+      </w:r>
+      <w:r>
+        <w:rPr>
+          <w:rFonts w:ascii="Courier New" w:hAnsi="Courier New" w:eastAsia="Courier New" w:cs="Tahoma"/>
+        </w:rPr>
+        <w:t>store-backend</w:t>
+      </w:r>
+      <w:r>
+        <w:t xml:space="preserve"> · </w:t>
+      </w:r>
+      <w:r>
+        <w:rPr>
+          <w:rFonts w:ascii="Courier New" w:hAnsi="Courier New" w:eastAsia="Courier New" w:cs="Tahoma"/>
+        </w:rPr>
+        <w:t>sbp-bff</w:t>
+      </w:r>
+      <w:r>
+        <w:t xml:space="preserve"> · </w:t>
+      </w:r>
+      <w:r>
+        <w:rPr>
+          <w:rFonts w:ascii="Courier New" w:hAnsi="Courier New" w:eastAsia="Courier New" w:cs="Tahoma"/>
+        </w:rPr>
+        <w:t>sop-sgi-batch</w:t>
+      </w:r>
+      <w:r>
+        <w:t xml:space="preserve"> · </w:t>
+      </w:r>
+      <w:r>
+        <w:rPr>
+          <w:rFonts w:ascii="Courier New" w:hAnsi="Courier New" w:eastAsia="Courier New" w:cs="Tahoma"/>
+        </w:rPr>
+        <w:t>POST /statement/upload-file-aws</w:t>
+      </w:r>
+      <w:r>
+        <w:t xml:space="preserve"> แค่วางไฟล์ลง S3) ถ้าบังคับ </w:t>
+      </w:r>
+      <w:r>
+        <w:rPr>
+          <w:rFonts w:ascii="Courier New" w:hAnsi="Courier New" w:eastAsia="Courier New" w:cs="Tahoma"/>
+        </w:rPr>
+        <w:t>CLEAN</w:t>
+      </w:r>
+      <w:r>
+        <w:t xml:space="preserve"> วันนี้ </w:t>
+      </w:r>
+      <w:r>
+        <w:rPr>
+          <w:rFonts w:ascii="Courier New" w:hAnsi="Courier New" w:eastAsia="Courier New" w:cs="Tahoma"/>
+        </w:rPr>
+        <w:t>scan_status</w:t>
+      </w:r>
+      <w:r>
+        <w:t xml:space="preserve"> จะค้างที่ </w:t>
+      </w:r>
+      <w:r>
+        <w:rPr>
+          <w:rFonts w:ascii="Courier New" w:hAnsi="Courier New" w:eastAsia="Courier New" w:cs="Tahoma"/>
+        </w:rPr>
+        <w:t>PENDING</w:t>
+      </w:r>
+      <w:r>
+        <w:t xml:space="preserve"> ตลอด </w:t>
+      </w:r>
+      <w:r>
+        <w:rPr>
+          <w:b/>
+        </w:rPr>
+        <w:t>แล้วไฟล์แนบทั้งระบบจะดาวน์โหลดไม่ได้เลย</w:t>
+      </w:r>
+      <w:r>
+        <w:t xml:space="preserve"> · การมีสวิตช์ทำให้เลือกได้โดยไม่ต้องแก้โค้ด และ</w:t>
+      </w:r>
+      <w:r>
+        <w:rPr>
+          <w:b/>
+        </w:rPr>
+        <w:t>พลิกกลับเป็นเข้มได้ทันที</w:t>
+      </w:r>
+      <w:r>
+        <w:br/>
+        <w:br/>
+      </w:r>
+      <w:r>
+        <w:rPr>
+          <w:b/>
+        </w:rPr>
+        <w:t>ค่าตั้งต้นและเงื่อนไขปิด:</w:t>
+      </w:r>
+      <w:r>
+        <w:t xml:space="preserve"> ตั้ง </w:t>
+      </w:r>
+      <w:r>
+        <w:rPr>
+          <w:rFonts w:ascii="Courier New" w:hAnsi="Courier New" w:eastAsia="Courier New" w:cs="Tahoma"/>
+        </w:rPr>
+        <w:t>SGI_ALLOW_PENDING_DOWNLOAD = 'Y'</w:t>
+      </w:r>
+      <w:r>
+        <w:t xml:space="preserve"> เฉพาะช่วงที่ยังไม่มีตัวสแกน · </w:t>
+      </w:r>
+      <w:r>
+        <w:rPr>
+          <w:b/>
+        </w:rPr>
+        <w:t>วันที่ตัวสแกนขึ้น production ต้องเปลี่ยนเป็น `'N'` ทันทีในรอบ deploy เดียวกัน</w:t>
+      </w:r>
+      <w:r>
+        <w:t xml:space="preserve"> และตัดสวิตช์ทิ้งในเฟสถัดไป · 🔴 ค่านี้เป็นการตัดสินใจด้าน security — </w:t>
+      </w:r>
+      <w:r>
+        <w:rPr>
+          <w:b/>
+        </w:rPr>
+        <w:t>ต้องให้ทีม security/infra เซ็นรับก่อน UAT</w:t>
+      </w:r>
+      <w:r>
+        <w:t xml:space="preserve"> ห้ามทีมพัฒนาตั้งเอง</w:t>
+      </w:r>
+    </w:p>
     <w:tbl>
       <w:tblPr>
         <w:tblStyle w:val="TableGrid"/>
@@ -5693,53 +6277,137 @@
                 <w:rFonts w:ascii="Arial" w:hAnsi="Arial" w:eastAsia="Arial" w:cs="Tahoma"/>
                 <w:sz w:val="18"/>
               </w:rPr>
-              <w:t xml:space="preserve">อนุญาตเฉพาะ </w:t>
+              <w:t xml:space="preserve">ตัดสินตามนโยบายเดียวด้านล่าง และ </w:t>
             </w:r>
             <w:r>
               <w:rPr>
                 <w:rFonts w:ascii="Courier New" w:hAnsi="Courier New" w:eastAsia="Courier New" w:cs="Tahoma"/>
                 <w:sz w:val="18"/>
               </w:rPr>
-              <w:t>scan_status</w:t>
-            </w:r>
-            <w:r>
-              <w:rPr>
-                <w:rFonts w:ascii="Arial" w:hAnsi="Arial" w:eastAsia="Arial" w:cs="Tahoma"/>
-                <w:sz w:val="18"/>
-              </w:rPr>
-              <w:t xml:space="preserve"> ที่นโยบายกำหนดว่าดาวน์โหลดได้ และ </w:t>
+              <w:t>deleted_flag = 'N'</w:t>
+            </w:r>
+            <w:r>
+              <w:rPr>
+                <w:rFonts w:ascii="Arial" w:hAnsi="Arial" w:eastAsia="Arial" w:cs="Tahoma"/>
+                <w:sz w:val="18"/>
+              </w:rPr>
+              <w:t xml:space="preserve"> (คอลัมน์เป็น CHAR(1) ไม่ใช่ boolean)</w:t>
+            </w:r>
+          </w:p>
+        </w:tc>
+        <w:tc>
+          <w:tcPr>
+            <w:tcW w:type="dxa" w:w="3360"/>
+            <w:vAlign w:val="center"/>
+          </w:tcPr>
+          <w:p>
+            <w:pPr>
+              <w:keepLines/>
+              <w:spacing w:after="0"/>
+            </w:pPr>
+            <w:r>
+              <w:rPr>
+                <w:rFonts w:ascii="Arial" w:hAnsi="Arial" w:eastAsia="Arial" w:cs="Tahoma"/>
+                <w:sz w:val="18"/>
+              </w:rPr>
             </w:r>
             <w:r>
               <w:rPr>
                 <w:rFonts w:ascii="Courier New" w:hAnsi="Courier New" w:eastAsia="Courier New" w:cs="Tahoma"/>
                 <w:sz w:val="18"/>
               </w:rPr>
-              <w:t>deleted_flag = false</w:t>
-            </w:r>
-          </w:p>
-        </w:tc>
-        <w:tc>
-          <w:tcPr>
-            <w:tcW w:type="dxa" w:w="3360"/>
-            <w:vAlign w:val="center"/>
-          </w:tcPr>
-          <w:p>
-            <w:pPr>
-              <w:keepLines/>
-              <w:spacing w:after="0"/>
-            </w:pPr>
-            <w:r>
-              <w:rPr>
-                <w:rFonts w:ascii="Arial" w:hAnsi="Arial" w:eastAsia="Arial" w:cs="Tahoma"/>
-                <w:sz w:val="18"/>
-              </w:rPr>
-            </w:r>
-            <w:r>
-              <w:rPr>
-                <w:rFonts w:ascii="Arial" w:hAnsi="Arial" w:eastAsia="Arial" w:cs="Tahoma"/>
-                <w:sz w:val="18"/>
-              </w:rPr>
-              <w:t xml:space="preserve">🔴 </w:t>
+              <w:t>CLEAN</w:t>
+            </w:r>
+            <w:r>
+              <w:rPr>
+                <w:rFonts w:ascii="Arial" w:hAnsi="Arial" w:eastAsia="Arial" w:cs="Tahoma"/>
+                <w:sz w:val="18"/>
+              </w:rPr>
+              <w:t xml:space="preserve"> ดาวน์โหลดได้เสมอ · </w:t>
+            </w:r>
+            <w:r>
+              <w:rPr>
+                <w:rFonts w:ascii="Courier New" w:hAnsi="Courier New" w:eastAsia="Courier New" w:cs="Tahoma"/>
+                <w:sz w:val="18"/>
+              </w:rPr>
+              <w:t>BLOCKED</w:t>
+            </w:r>
+            <w:r>
+              <w:rPr>
+                <w:rFonts w:ascii="Arial" w:hAnsi="Arial" w:eastAsia="Arial" w:cs="Tahoma"/>
+                <w:sz w:val="18"/>
+              </w:rPr>
+              <w:t>/</w:t>
+            </w:r>
+            <w:r>
+              <w:rPr>
+                <w:rFonts w:ascii="Courier New" w:hAnsi="Courier New" w:eastAsia="Courier New" w:cs="Tahoma"/>
+                <w:sz w:val="18"/>
+              </w:rPr>
+              <w:t>FAILED</w:t>
+            </w:r>
+            <w:r>
+              <w:rPr>
+                <w:rFonts w:ascii="Arial" w:hAnsi="Arial" w:eastAsia="Arial" w:cs="Tahoma"/>
+                <w:sz w:val="18"/>
+              </w:rPr>
+              <w:t xml:space="preserve"> คืน 422 </w:t>
+            </w:r>
+            <w:r>
+              <w:rPr>
+                <w:rFonts w:ascii="Courier New" w:hAnsi="Courier New" w:eastAsia="Courier New" w:cs="Tahoma"/>
+                <w:sz w:val="18"/>
+              </w:rPr>
+              <w:t>FILE_SCAN_BLOCKED</w:t>
+            </w:r>
+            <w:r>
+              <w:rPr>
+                <w:rFonts w:ascii="Arial" w:hAnsi="Arial" w:eastAsia="Arial" w:cs="Tahoma"/>
+                <w:sz w:val="18"/>
+              </w:rPr>
+              <w:t xml:space="preserve"> เสมอ · </w:t>
+            </w:r>
+            <w:r>
+              <w:rPr>
+                <w:rFonts w:ascii="Courier New" w:hAnsi="Courier New" w:eastAsia="Courier New" w:cs="Tahoma"/>
+                <w:sz w:val="18"/>
+              </w:rPr>
+              <w:t>PENDING</w:t>
+            </w:r>
+            <w:r>
+              <w:rPr>
+                <w:rFonts w:ascii="Arial" w:hAnsi="Arial" w:eastAsia="Arial" w:cs="Tahoma"/>
+                <w:sz w:val="18"/>
+              </w:rPr>
+              <w:t xml:space="preserve"> ขึ้นกับสวิตช์ </w:t>
+            </w:r>
+            <w:r>
+              <w:rPr>
+                <w:rFonts w:ascii="Courier New" w:hAnsi="Courier New" w:eastAsia="Courier New" w:cs="Tahoma"/>
+                <w:sz w:val="18"/>
+              </w:rPr>
+              <w:t>SGI_ALLOW_PENDING_DOWNLOAD</w:t>
+            </w:r>
+            <w:r>
+              <w:rPr>
+                <w:rFonts w:ascii="Arial" w:hAnsi="Arial" w:eastAsia="Arial" w:cs="Tahoma"/>
+                <w:sz w:val="18"/>
+              </w:rPr>
+              <w:t xml:space="preserve"> (</w:t>
+            </w:r>
+            <w:r>
+              <w:rPr>
+                <w:rFonts w:ascii="Courier New" w:hAnsi="Courier New" w:eastAsia="Courier New" w:cs="Tahoma"/>
+                <w:sz w:val="18"/>
+              </w:rPr>
+              <w:t>mas_param</w:t>
+            </w:r>
+            <w:r>
+              <w:rPr>
+                <w:rFonts w:ascii="Arial" w:hAnsi="Arial" w:eastAsia="Arial" w:cs="Tahoma"/>
+                <w:sz w:val="18"/>
+              </w:rPr>
+              <w:t xml:space="preserve">) — </w:t>
             </w:r>
             <w:r>
               <w:rPr>
@@ -5747,28 +6415,28 @@
                 <w:b/>
                 <w:sz w:val="18"/>
               </w:rPr>
-              <w:t>อนุญาต `PENDING` ให้ดาวน์โหลดได้ด้วย</w:t>
-            </w:r>
-            <w:r>
-              <w:rPr>
-                <w:rFonts w:ascii="Arial" w:hAnsi="Arial" w:eastAsia="Arial" w:cs="Tahoma"/>
-                <w:sz w:val="18"/>
-              </w:rPr>
-              <w:t xml:space="preserve"> — ถ้าบังคับ </w:t>
+              <w:t>ห้าม hardcode รายการสถานะในโค้ด</w:t>
+            </w:r>
+            <w:r>
+              <w:rPr>
+                <w:rFonts w:ascii="Arial" w:hAnsi="Arial" w:eastAsia="Arial" w:cs="Tahoma"/>
+                <w:sz w:val="18"/>
+              </w:rPr>
+              <w:t xml:space="preserve"> ให้อ่านสวิตช์จาก </w:t>
             </w:r>
             <w:r>
               <w:rPr>
                 <w:rFonts w:ascii="Courier New" w:hAnsi="Courier New" w:eastAsia="Courier New" w:cs="Tahoma"/>
                 <w:sz w:val="18"/>
               </w:rPr>
-              <w:t>CLEAN</w:t>
-            </w:r>
-            <w:r>
-              <w:rPr>
-                <w:rFonts w:ascii="Arial" w:hAnsi="Arial" w:eastAsia="Arial" w:cs="Tahoma"/>
-                <w:sz w:val="18"/>
-              </w:rPr>
-              <w:t xml:space="preserve"> อย่างเดียวและตัวสแกนยังไม่อัปเดตสถานะ จะดาวน์โหลดไม่ได้เลยทั้งระบบ · BLOCKED/FAILED คืน 422 FILE_SCAN_BLOCKED เสมอ</w:t>
+              <w:t>mas_param</w:t>
+            </w:r>
+            <w:r>
+              <w:rPr>
+                <w:rFonts w:ascii="Arial" w:hAnsi="Arial" w:eastAsia="Arial" w:cs="Tahoma"/>
+                <w:sz w:val="18"/>
+              </w:rPr>
+              <w:t xml:space="preserve"> ทุกครั้ง</w:t>
             </w:r>
           </w:p>
         </w:tc>
@@ -6205,6 +6873,8 @@
           <w:rFonts w:ascii="Courier New" w:hAnsi="Courier New" w:eastAsia="Courier New" w:cs="Tahoma"/>
           <w:sz w:val="16"/>
         </w:rPr>
+        <w:t>-- bind ตามลำดับ: $1=docNo · $2=sectionCode · $3=fileName · $4=mimeType · $5=fileSize · $6=storageProvider · $7=bucket · $8=objectKey · $9=sha256 · $10=userId · $11=attachId</w:t>
+        <w:br/>
         <w:t>-- Insert metadata after storage write and AV scan pass.</w:t>
         <w:br/>
         <w:t>INSERT INTO sgi_document_attachments (</w:t>
@@ -6217,11 +6887,15 @@
         <w:br/>
         <w:t>) VALUES (</w:t>
         <w:br/>
-        <w:t xml:space="preserve">    :docNo, :sectionCode, :fileName, :mimeType, :fileSize,</w:t>
-        <w:br/>
-        <w:t xml:space="preserve">    :storageProvider, :bucket, :objectKey, :sha256,</w:t>
-        <w:br/>
-        <w:t xml:space="preserve">    'CLEAN', CURRENT_TIMESTAMP, :userId, CURRENT_TIMESTAMP, 'N'</w:t>
+        <w:t xml:space="preserve">    $1 /* docNo */, $2 /* sectionCode */, $3 /* fileName */, $4 /* mimeType */, $5 /* fileSize */,</w:t>
+        <w:br/>
+        <w:t xml:space="preserve">    $6 /* storageProvider */, $7 /* bucket */, $8 /* objectKey */, $9 /* sha256 */,</w:t>
+        <w:br/>
+        <w:t xml:space="preserve">    'PENDING', NULL, $10 /* userId */, CURRENT_TIMESTAMP, 'N'</w:t>
+        <w:br/>
+        <w:t xml:space="preserve">    -- ⚠️ scan_status เริ่มที่ PENDING เสมอ · scanned_at เป็น NULL จนกว่าตัวสแกนจะอัปเดต</w:t>
+        <w:br/>
+        <w:t xml:space="preserve">    --    (เขียน CLEAN ตอน insert = ประกาศว่าสแกนผ่านทั้งที่ยังไม่มีตัวสแกนในระบบ)</w:t>
         <w:br/>
         <w:t>)</w:t>
         <w:br/>
@@ -6238,9 +6912,9 @@
         <w:br/>
         <w:t>FROM sgi_document_attachments</w:t>
         <w:br/>
-        <w:t>WHERE doc_no = :docNo</w:t>
-        <w:br/>
-        <w:t xml:space="preserve">  AND attach_id = :attachId</w:t>
+        <w:t>WHERE doc_no = $1 /* docNo */</w:t>
+        <w:br/>
+        <w:t xml:space="preserve">  AND attach_id = $11 /* attachId */</w:t>
         <w:br/>
         <w:t xml:space="preserve">  AND deleted_flag = 'N';</w:t>
       </w:r>
@@ -6755,7 +7429,105 @@
                 <w:rFonts w:ascii="Arial" w:hAnsi="Arial" w:eastAsia="Arial" w:cs="Tahoma"/>
                 <w:sz w:val="18"/>
               </w:rPr>
-              <w:t>ดาวน์โหลดไฟล์แนบรายไฟล์ผ่าน BE — ตรวจสิทธิ์เอกสาร + attachment ต้องเป็นของ docNo + scan_status=CLEAN ก่อน stream</w:t>
+              <w:t>ดาวน์โหลดไฟล์แนบรายไฟล์ผ่าน BE — ตรวจสิทธิ์เอกสาร + attachment ต้องเป็นของ docNo แล้วตัดสิน scan_status ตามนโยบายเดียว (</w:t>
+            </w:r>
+            <w:r>
+              <w:rPr>
+                <w:rFonts w:ascii="Courier New" w:hAnsi="Courier New" w:eastAsia="Courier New" w:cs="Tahoma"/>
+                <w:sz w:val="18"/>
+              </w:rPr>
+              <w:t>CLEAN</w:t>
+            </w:r>
+            <w:r>
+              <w:rPr>
+                <w:rFonts w:ascii="Arial" w:hAnsi="Arial" w:eastAsia="Arial" w:cs="Tahoma"/>
+                <w:sz w:val="18"/>
+              </w:rPr>
+              <w:t xml:space="preserve"> ดาวน์โหลดได้เสมอ · </w:t>
+            </w:r>
+            <w:r>
+              <w:rPr>
+                <w:rFonts w:ascii="Courier New" w:hAnsi="Courier New" w:eastAsia="Courier New" w:cs="Tahoma"/>
+                <w:sz w:val="18"/>
+              </w:rPr>
+              <w:t>BLOCKED</w:t>
+            </w:r>
+            <w:r>
+              <w:rPr>
+                <w:rFonts w:ascii="Arial" w:hAnsi="Arial" w:eastAsia="Arial" w:cs="Tahoma"/>
+                <w:sz w:val="18"/>
+              </w:rPr>
+              <w:t>/</w:t>
+            </w:r>
+            <w:r>
+              <w:rPr>
+                <w:rFonts w:ascii="Courier New" w:hAnsi="Courier New" w:eastAsia="Courier New" w:cs="Tahoma"/>
+                <w:sz w:val="18"/>
+              </w:rPr>
+              <w:t>FAILED</w:t>
+            </w:r>
+            <w:r>
+              <w:rPr>
+                <w:rFonts w:ascii="Arial" w:hAnsi="Arial" w:eastAsia="Arial" w:cs="Tahoma"/>
+                <w:sz w:val="18"/>
+              </w:rPr>
+              <w:t xml:space="preserve"> คืน 422 </w:t>
+            </w:r>
+            <w:r>
+              <w:rPr>
+                <w:rFonts w:ascii="Courier New" w:hAnsi="Courier New" w:eastAsia="Courier New" w:cs="Tahoma"/>
+                <w:sz w:val="18"/>
+              </w:rPr>
+              <w:t>FILE_SCAN_BLOCKED</w:t>
+            </w:r>
+            <w:r>
+              <w:rPr>
+                <w:rFonts w:ascii="Arial" w:hAnsi="Arial" w:eastAsia="Arial" w:cs="Tahoma"/>
+                <w:sz w:val="18"/>
+              </w:rPr>
+              <w:t xml:space="preserve"> เสมอ · </w:t>
+            </w:r>
+            <w:r>
+              <w:rPr>
+                <w:rFonts w:ascii="Courier New" w:hAnsi="Courier New" w:eastAsia="Courier New" w:cs="Tahoma"/>
+                <w:sz w:val="18"/>
+              </w:rPr>
+              <w:t>PENDING</w:t>
+            </w:r>
+            <w:r>
+              <w:rPr>
+                <w:rFonts w:ascii="Arial" w:hAnsi="Arial" w:eastAsia="Arial" w:cs="Tahoma"/>
+                <w:sz w:val="18"/>
+              </w:rPr>
+              <w:t xml:space="preserve"> ขึ้นกับสวิตช์ </w:t>
+            </w:r>
+            <w:r>
+              <w:rPr>
+                <w:rFonts w:ascii="Courier New" w:hAnsi="Courier New" w:eastAsia="Courier New" w:cs="Tahoma"/>
+                <w:sz w:val="18"/>
+              </w:rPr>
+              <w:t>SGI_ALLOW_PENDING_DOWNLOAD</w:t>
+            </w:r>
+            <w:r>
+              <w:rPr>
+                <w:rFonts w:ascii="Arial" w:hAnsi="Arial" w:eastAsia="Arial" w:cs="Tahoma"/>
+                <w:sz w:val="18"/>
+              </w:rPr>
+              <w:t xml:space="preserve"> (</w:t>
+            </w:r>
+            <w:r>
+              <w:rPr>
+                <w:rFonts w:ascii="Courier New" w:hAnsi="Courier New" w:eastAsia="Courier New" w:cs="Tahoma"/>
+                <w:sz w:val="18"/>
+              </w:rPr>
+              <w:t>mas_param</w:t>
+            </w:r>
+            <w:r>
+              <w:rPr>
+                <w:rFonts w:ascii="Arial" w:hAnsi="Arial" w:eastAsia="Arial" w:cs="Tahoma"/>
+                <w:sz w:val="18"/>
+              </w:rPr>
+              <w:t>))</w:t>
             </w:r>
           </w:p>
         </w:tc>
@@ -9255,7 +10027,70 @@
         <w:keepNext w:val="0"/>
       </w:pPr>
       <w:r>
-        <w:t>ดาวน์โหลดไฟล์แนบรายไฟล์ผ่าน BE — ตรวจสิทธิ์เอกสาร + attachment ต้องเป็นของ docNo + scan_status=CLEAN ก่อน stream</w:t>
+        <w:t>ดาวน์โหลดไฟล์แนบรายไฟล์ผ่าน BE — ตรวจสิทธิ์เอกสาร + attachment ต้องเป็นของ docNo แล้วตัดสิน scan_status ตามนโยบายเดียว (</w:t>
+      </w:r>
+      <w:r>
+        <w:rPr>
+          <w:rFonts w:ascii="Courier New" w:hAnsi="Courier New" w:eastAsia="Courier New" w:cs="Tahoma"/>
+        </w:rPr>
+        <w:t>CLEAN</w:t>
+      </w:r>
+      <w:r>
+        <w:t xml:space="preserve"> ดาวน์โหลดได้เสมอ · </w:t>
+      </w:r>
+      <w:r>
+        <w:rPr>
+          <w:rFonts w:ascii="Courier New" w:hAnsi="Courier New" w:eastAsia="Courier New" w:cs="Tahoma"/>
+        </w:rPr>
+        <w:t>BLOCKED</w:t>
+      </w:r>
+      <w:r>
+        <w:t>/</w:t>
+      </w:r>
+      <w:r>
+        <w:rPr>
+          <w:rFonts w:ascii="Courier New" w:hAnsi="Courier New" w:eastAsia="Courier New" w:cs="Tahoma"/>
+        </w:rPr>
+        <w:t>FAILED</w:t>
+      </w:r>
+      <w:r>
+        <w:t xml:space="preserve"> คืน 422 </w:t>
+      </w:r>
+      <w:r>
+        <w:rPr>
+          <w:rFonts w:ascii="Courier New" w:hAnsi="Courier New" w:eastAsia="Courier New" w:cs="Tahoma"/>
+        </w:rPr>
+        <w:t>FILE_SCAN_BLOCKED</w:t>
+      </w:r>
+      <w:r>
+        <w:t xml:space="preserve"> เสมอ · </w:t>
+      </w:r>
+      <w:r>
+        <w:rPr>
+          <w:rFonts w:ascii="Courier New" w:hAnsi="Courier New" w:eastAsia="Courier New" w:cs="Tahoma"/>
+        </w:rPr>
+        <w:t>PENDING</w:t>
+      </w:r>
+      <w:r>
+        <w:t xml:space="preserve"> ขึ้นกับสวิตช์ </w:t>
+      </w:r>
+      <w:r>
+        <w:rPr>
+          <w:rFonts w:ascii="Courier New" w:hAnsi="Courier New" w:eastAsia="Courier New" w:cs="Tahoma"/>
+        </w:rPr>
+        <w:t>SGI_ALLOW_PENDING_DOWNLOAD</w:t>
+      </w:r>
+      <w:r>
+        <w:t xml:space="preserve"> (</w:t>
+      </w:r>
+      <w:r>
+        <w:rPr>
+          <w:rFonts w:ascii="Courier New" w:hAnsi="Courier New" w:eastAsia="Courier New" w:cs="Tahoma"/>
+        </w:rPr>
+        <w:t>mas_param</w:t>
+      </w:r>
+      <w:r>
+        <w:t>))</w:t>
       </w:r>
     </w:p>
     <w:tbl>
@@ -12058,7 +12893,17 @@
               </w:rPr>
               <w:t>{</w:t>
               <w:br/>
-              <w:t xml:space="preserve">  "items": []</w:t>
+              <w:t xml:space="preserve">  "items": [</w:t>
+              <w:br/>
+              <w:t xml:space="preserve">    {</w:t>
+              <w:br/>
+              <w:t xml:space="preserve">      "section": "06",</w:t>
+              <w:br/>
+              <w:t xml:space="preserve">      "result": "ชดเชย"</w:t>
+              <w:br/>
+              <w:t xml:space="preserve">    }</w:t>
+              <w:br/>
+              <w:t xml:space="preserve">  ]</w:t>
               <w:br/>
               <w:t>}</w:t>
             </w:r>
@@ -12285,6 +13130,216 @@
                 <w:sz w:val="18"/>
               </w:rPr>
               <w:t>JSON array; element type shown in Type column</w:t>
+            </w:r>
+          </w:p>
+        </w:tc>
+      </w:tr>
+      <w:tr>
+        <w:trPr>
+          <w:cantSplit/>
+        </w:trPr>
+        <w:tc>
+          <w:tcPr>
+            <w:tcW w:type="dxa" w:w="2520"/>
+            <w:vAlign w:val="center"/>
+          </w:tcPr>
+          <w:p>
+            <w:pPr>
+              <w:keepLines/>
+              <w:spacing w:after="0"/>
+            </w:pPr>
+            <w:r>
+              <w:rPr>
+                <w:rFonts w:ascii="Arial" w:hAnsi="Arial" w:eastAsia="Arial" w:cs="Tahoma"/>
+                <w:sz w:val="18"/>
+              </w:rPr>
+            </w:r>
+            <w:r>
+              <w:rPr>
+                <w:rFonts w:ascii="Arial" w:hAnsi="Arial" w:eastAsia="Arial" w:cs="Tahoma"/>
+                <w:sz w:val="18"/>
+              </w:rPr>
+              <w:t>items[].section</w:t>
+            </w:r>
+          </w:p>
+        </w:tc>
+        <w:tc>
+          <w:tcPr>
+            <w:tcW w:type="dxa" w:w="2520"/>
+            <w:vAlign w:val="center"/>
+          </w:tcPr>
+          <w:p>
+            <w:pPr>
+              <w:keepLines/>
+              <w:spacing w:after="0"/>
+            </w:pPr>
+            <w:r>
+              <w:rPr>
+                <w:rFonts w:ascii="Arial" w:hAnsi="Arial" w:eastAsia="Arial" w:cs="Tahoma"/>
+                <w:sz w:val="18"/>
+              </w:rPr>
+            </w:r>
+            <w:r>
+              <w:rPr>
+                <w:rFonts w:ascii="Arial" w:hAnsi="Arial" w:eastAsia="Arial" w:cs="Tahoma"/>
+                <w:sz w:val="18"/>
+              </w:rPr>
+              <w:t>string</w:t>
+            </w:r>
+          </w:p>
+        </w:tc>
+        <w:tc>
+          <w:tcPr>
+            <w:tcW w:type="dxa" w:w="2520"/>
+            <w:vAlign w:val="center"/>
+          </w:tcPr>
+          <w:p>
+            <w:pPr>
+              <w:keepLines/>
+              <w:spacing w:after="0"/>
+            </w:pPr>
+            <w:r>
+              <w:rPr>
+                <w:rFonts w:ascii="Arial" w:hAnsi="Arial" w:eastAsia="Arial" w:cs="Tahoma"/>
+                <w:sz w:val="18"/>
+              </w:rPr>
+            </w:r>
+            <w:r>
+              <w:rPr>
+                <w:rFonts w:ascii="Arial" w:hAnsi="Arial" w:eastAsia="Arial" w:cs="Tahoma"/>
+                <w:sz w:val="18"/>
+              </w:rPr>
+              <w:t>Yes</w:t>
+            </w:r>
+          </w:p>
+        </w:tc>
+        <w:tc>
+          <w:tcPr>
+            <w:tcW w:type="dxa" w:w="2520"/>
+            <w:vAlign w:val="center"/>
+          </w:tcPr>
+          <w:p>
+            <w:pPr>
+              <w:keepLines/>
+              <w:spacing w:after="0"/>
+            </w:pPr>
+            <w:r>
+              <w:rPr>
+                <w:rFonts w:ascii="Arial" w:hAnsi="Arial" w:eastAsia="Arial" w:cs="Tahoma"/>
+                <w:sz w:val="18"/>
+              </w:rPr>
+            </w:r>
+            <w:r>
+              <w:rPr>
+                <w:rFonts w:ascii="Arial" w:hAnsi="Arial" w:eastAsia="Arial" w:cs="Tahoma"/>
+                <w:sz w:val="18"/>
+              </w:rPr>
+              <w:t>UTF-8; use value domain described by endpoint purpose</w:t>
+            </w:r>
+          </w:p>
+        </w:tc>
+      </w:tr>
+      <w:tr>
+        <w:trPr>
+          <w:cantSplit/>
+        </w:trPr>
+        <w:tc>
+          <w:tcPr>
+            <w:tcW w:type="dxa" w:w="2520"/>
+            <w:vAlign w:val="center"/>
+          </w:tcPr>
+          <w:p>
+            <w:pPr>
+              <w:keepLines/>
+              <w:spacing w:after="0"/>
+            </w:pPr>
+            <w:r>
+              <w:rPr>
+                <w:rFonts w:ascii="Arial" w:hAnsi="Arial" w:eastAsia="Arial" w:cs="Tahoma"/>
+                <w:sz w:val="18"/>
+              </w:rPr>
+            </w:r>
+            <w:r>
+              <w:rPr>
+                <w:rFonts w:ascii="Arial" w:hAnsi="Arial" w:eastAsia="Arial" w:cs="Tahoma"/>
+                <w:sz w:val="18"/>
+              </w:rPr>
+              <w:t>items[].result</w:t>
+            </w:r>
+          </w:p>
+        </w:tc>
+        <w:tc>
+          <w:tcPr>
+            <w:tcW w:type="dxa" w:w="2520"/>
+            <w:vAlign w:val="center"/>
+          </w:tcPr>
+          <w:p>
+            <w:pPr>
+              <w:keepLines/>
+              <w:spacing w:after="0"/>
+            </w:pPr>
+            <w:r>
+              <w:rPr>
+                <w:rFonts w:ascii="Arial" w:hAnsi="Arial" w:eastAsia="Arial" w:cs="Tahoma"/>
+                <w:sz w:val="18"/>
+              </w:rPr>
+            </w:r>
+            <w:r>
+              <w:rPr>
+                <w:rFonts w:ascii="Arial" w:hAnsi="Arial" w:eastAsia="Arial" w:cs="Tahoma"/>
+                <w:sz w:val="18"/>
+              </w:rPr>
+              <w:t>string</w:t>
+            </w:r>
+          </w:p>
+        </w:tc>
+        <w:tc>
+          <w:tcPr>
+            <w:tcW w:type="dxa" w:w="2520"/>
+            <w:vAlign w:val="center"/>
+          </w:tcPr>
+          <w:p>
+            <w:pPr>
+              <w:keepLines/>
+              <w:spacing w:after="0"/>
+            </w:pPr>
+            <w:r>
+              <w:rPr>
+                <w:rFonts w:ascii="Arial" w:hAnsi="Arial" w:eastAsia="Arial" w:cs="Tahoma"/>
+                <w:sz w:val="18"/>
+              </w:rPr>
+            </w:r>
+            <w:r>
+              <w:rPr>
+                <w:rFonts w:ascii="Arial" w:hAnsi="Arial" w:eastAsia="Arial" w:cs="Tahoma"/>
+                <w:sz w:val="18"/>
+              </w:rPr>
+              <w:t>Yes</w:t>
+            </w:r>
+          </w:p>
+        </w:tc>
+        <w:tc>
+          <w:tcPr>
+            <w:tcW w:type="dxa" w:w="2520"/>
+            <w:vAlign w:val="center"/>
+          </w:tcPr>
+          <w:p>
+            <w:pPr>
+              <w:keepLines/>
+              <w:spacing w:after="0"/>
+            </w:pPr>
+            <w:r>
+              <w:rPr>
+                <w:rFonts w:ascii="Arial" w:hAnsi="Arial" w:eastAsia="Arial" w:cs="Tahoma"/>
+                <w:sz w:val="18"/>
+              </w:rPr>
+            </w:r>
+            <w:r>
+              <w:rPr>
+                <w:rFonts w:ascii="Arial" w:hAnsi="Arial" w:eastAsia="Arial" w:cs="Tahoma"/>
+                <w:sz w:val="18"/>
+              </w:rPr>
+              <w:t>UTF-8; use value domain described by endpoint purpose</w:t>
             </w:r>
           </w:p>
         </w:tc>
@@ -12870,7 +13925,7 @@
     </w:p>
     <w:p>
       <w:pPr>
-        <w:pStyle w:val="Heading3"/>
+        <w:pStyle w:val="Heading2"/>
         <w:keepNext/>
         <w:keepLines/>
         <w:pageBreakBefore w:val="0"/>
@@ -13134,7 +14189,64 @@
                 <w:rFonts w:ascii="Arial" w:hAnsi="Arial" w:eastAsia="Arial" w:cs="Tahoma"/>
                 <w:sz w:val="18"/>
               </w:rPr>
-              <w:t>เก็บ SQL ต่อ endpoint (คัดจากหัวข้อ 10) แยกออกจาก service ให้ทดสอบ/รีวิวง่าย</w:t>
+              <w:t xml:space="preserve">เก็บ SQL ต่อ endpoint (คัดจากหัวข้อ 10) แยกออกจาก service ให้ทดสอบ/รีวิวง่าย · </w:t>
+            </w:r>
+            <w:r>
+              <w:rPr>
+                <w:rFonts w:ascii="Arial" w:hAnsi="Arial" w:eastAsia="Arial" w:cs="Tahoma"/>
+                <w:b/>
+                <w:sz w:val="18"/>
+              </w:rPr>
+              <w:t>คีย์ = ชื่อ handler</w:t>
+            </w:r>
+            <w:r>
+              <w:rPr>
+                <w:rFonts w:ascii="Arial" w:hAnsi="Arial" w:eastAsia="Arial" w:cs="Tahoma"/>
+                <w:sz w:val="18"/>
+              </w:rPr>
+              <w:t xml:space="preserve"> เช่น </w:t>
+            </w:r>
+            <w:r>
+              <w:rPr>
+                <w:rFonts w:ascii="Courier New" w:hAnsi="Courier New" w:eastAsia="Courier New" w:cs="Tahoma"/>
+                <w:sz w:val="18"/>
+              </w:rPr>
+              <w:t>getSgiMasterFactors</w:t>
+            </w:r>
+            <w:r>
+              <w:rPr>
+                <w:rFonts w:ascii="Arial" w:hAnsi="Arial" w:eastAsia="Arial" w:cs="Tahoma"/>
+                <w:sz w:val="18"/>
+              </w:rPr>
+              <w:t xml:space="preserve"> · บล็อกที่มีหลาย statement ให้แยกเป็นหลายคีย์ โดยเติมท้ายชื่อให้สื่อความ เช่น DELETE master ที่มี 2 statement → </w:t>
+            </w:r>
+            <w:r>
+              <w:rPr>
+                <w:rFonts w:ascii="Courier New" w:hAnsi="Courier New" w:eastAsia="Courier New" w:cs="Tahoma"/>
+                <w:sz w:val="18"/>
+              </w:rPr>
+              <w:t>removeSgiMasterFactorsByCodeInUse</w:t>
+            </w:r>
+            <w:r>
+              <w:rPr>
+                <w:rFonts w:ascii="Arial" w:hAnsi="Arial" w:eastAsia="Arial" w:cs="Tahoma"/>
+                <w:sz w:val="18"/>
+              </w:rPr>
+              <w:t xml:space="preserve"> (SELECT ตรวจการใช้งาน) + </w:t>
+            </w:r>
+            <w:r>
+              <w:rPr>
+                <w:rFonts w:ascii="Courier New" w:hAnsi="Courier New" w:eastAsia="Courier New" w:cs="Tahoma"/>
+                <w:sz w:val="18"/>
+              </w:rPr>
+              <w:t>removeSgiMasterFactorsByCode</w:t>
+            </w:r>
+            <w:r>
+              <w:rPr>
+                <w:rFonts w:ascii="Arial" w:hAnsi="Arial" w:eastAsia="Arial" w:cs="Tahoma"/>
+                <w:sz w:val="18"/>
+              </w:rPr>
+              <w:t xml:space="preserve"> (DELETE)</w:t>
             </w:r>
           </w:p>
         </w:tc>
@@ -14099,7 +15211,7 @@
     <w:p/>
     <w:p>
       <w:pPr>
-        <w:pStyle w:val="Heading3"/>
+        <w:pStyle w:val="Heading2"/>
         <w:keepNext/>
         <w:keepLines/>
         <w:pageBreakBefore w:val="0"/>
@@ -14135,7 +15247,7 @@
         <w:br/>
         <w:t>// BFF เรียกด้วย x-api-key และแนบ x-user-id / x-user-group-id / x-user-permissions มาให้</w:t>
         <w:br/>
-        <w:t>@Controller('sgi/sgi/document')</w:t>
+        <w:t>@Controller('document')</w:t>
         <w:br/>
         <w:t>@UseGuards(HttpHeaderGuard)</w:t>
         <w:br/>
@@ -14146,7 +15258,7 @@
         <w:br/>
         <w:t xml:space="preserve">  // POST /api/v1/sgi/document/{docNo}/attachments — Upload attachment API</w:t>
         <w:br/>
-        <w:t xml:space="preserve">  @Post('document/:docNo/attachments')</w:t>
+        <w:t xml:space="preserve">  @Post(':docNo/attachments')</w:t>
         <w:br/>
         <w:t xml:space="preserve">  createSgiDocumentAttachments(</w:t>
         <w:br/>
@@ -14167,7 +15279,7 @@
         <w:br/>
         <w:t xml:space="preserve">  // GET /api/v1/sgi/document/{docNo}/attachments/{attachId}/download — ดาวน์โหลดไฟล์แนบรายไฟล์ผ่าน BE — ตรวจสิทธิ์เอกสาร + attachment ต้องเป…</w:t>
         <w:br/>
-        <w:t xml:space="preserve">  @Get('document/:docNo/attachments/:attachId/download')</w:t>
+        <w:t xml:space="preserve">  @Get(':docNo/attachments/:attachId/download')</w:t>
         <w:br/>
         <w:t xml:space="preserve">  getSgiDocumentAttachmentsDownload(</w:t>
         <w:br/>
@@ -14188,7 +15300,7 @@
         <w:br/>
         <w:t xml:space="preserve">  // GET /api/v1/sgi/document/{docNo}/attachments/download-all — ดาวน์โหลดไฟล์แนบทั้งหมดเป็น .zip — ไม่มีไฟล์ที่ผ่าน scan เลยตอบ 404 (…</w:t>
         <w:br/>
-        <w:t xml:space="preserve">  @Get('document/:docNo/attachments/download-all')</w:t>
+        <w:t xml:space="preserve">  @Get(':docNo/attachments/download-all')</w:t>
         <w:br/>
         <w:t xml:space="preserve">  getSgiDocumentAttachmentsDownloadAll(@Param('docNo') docNo: string, @UserId() userId: string) {</w:t>
         <w:br/>
@@ -14201,7 +15313,7 @@
         <w:br/>
         <w:t xml:space="preserve">  // GET /api/v1/sgi/document/{docNo}/sales — Sales detail API</w:t>
         <w:br/>
-        <w:t xml:space="preserve">  @Get('document/:docNo/sales')</w:t>
+        <w:t xml:space="preserve">  @Get(':docNo/sales')</w:t>
         <w:br/>
         <w:t xml:space="preserve">  getSgiDocumentSales(@Param('docNo') docNo: string, @UserId() userId: string) {</w:t>
         <w:br/>
@@ -14216,7 +15328,7 @@
     </w:p>
     <w:p>
       <w:pPr>
-        <w:pStyle w:val="Heading3"/>
+        <w:pStyle w:val="Heading2"/>
         <w:keepNext/>
         <w:keepLines/>
         <w:pageBreakBefore w:val="0"/>
@@ -14243,7 +15355,7 @@
         <w:br/>
         <w:t xml:space="preserve">  IsArray, IsBoolean, IsIn, IsInt, IsNotEmpty, IsNumber, IsObject, IsOptional,</w:t>
         <w:br/>
-        <w:t xml:space="preserve">  IsString, Matches, Max, MaxLength, Min,</w:t>
+        <w:t xml:space="preserve">  IsString, Matches, Max, MaxLength, Min, ValidateNested,</w:t>
         <w:br/>
         <w:t>} from 'class-validator';</w:t>
         <w:br/>
@@ -14277,7 +15389,7 @@
     </w:p>
     <w:p>
       <w:pPr>
-        <w:pStyle w:val="Heading3"/>
+        <w:pStyle w:val="Heading2"/>
         <w:keepNext/>
         <w:keepLines/>
         <w:pageBreakBefore w:val="0"/>
@@ -14324,7 +15436,7 @@
         </w:rPr>
         <w:t>// src/modules/sgi-attachment-sales-timeline/sgi-attachment-sales-timeline.service.ts</w:t>
         <w:br/>
-        <w:t>import { Inject, Injectable, Logger, NotFoundException, NotImplementedException } from '@nestjs/common';</w:t>
+        <w:t>import { BadRequestException, ConflictException, Inject, Injectable, Logger, NotFoundException, NotImplementedException } from '@nestjs/common';</w:t>
         <w:br/>
         <w:t>import { DataSource } from 'typeorm';</w:t>
         <w:br/>
@@ -14400,17 +15512,19 @@
         <w:br/>
         <w:t xml:space="preserve">    const page = 1;</w:t>
         <w:br/>
-        <w:t xml:space="preserve">    const size = 100; // endpoint นี้ไม่มี query param — ไม่แบ่งหน้า</w:t>
+        <w:t xml:space="preserve">    // DTO ของเส้นนี้ไม่มี page/size (ดูหัวข้อ DTO) — ไม่แบ่งหน้า</w:t>
+        <w:br/>
+        <w:t xml:space="preserve">    const size = 100;</w:t>
         <w:br/>
         <w:t xml:space="preserve">    // SQL เต็มอยู่ในหัวข้อ Database SQL ของเอกสารนี้ (คีย์ 'GET /api/v1/sgi/document/{docNo}/attachments/{attachId}/download')</w:t>
         <w:br/>
-        <w:t xml:space="preserve">    // ⚠️ SQL ตัวอย่างบางเส้นเขียนด้วย named parameter (:size/:offset) แต่ dataSource.query()</w:t>
-        <w:br/>
-        <w:t xml:space="preserve">    //    รับเฉพาะ positional $1..$n — ต้องแปลงชื่อเป็นลำดับก่อน หรือใช้ QueryBuilder แทน</w:t>
+        <w:t xml:space="preserve">    // SQL ในเอกสารเป็น positional $1..$n อยู่แล้ว (ตัวสร้างแปลงให้ตั้งแต่ 2026-09-04)</w:t>
+        <w:br/>
+        <w:t xml:space="preserve">    //   บรรทัดแรกของบล็อก SQL คือ `-- bind ตามลำดับ: $1=... · $2=...` ให้เรียงอาร์กิวเมนต์ตามนั้น</w:t>
         <w:br/>
         <w:t xml:space="preserve">    const rows = await this.dataSource.query(SGI_SQL.getSgiDocumentAttachmentsDownload, [</w:t>
         <w:br/>
-        <w:t xml:space="preserve">      // TODO: เรียงพารามิเตอร์ให้ตรงกับ $1..$n ของ SQL จริง</w:t>
+        <w:t xml:space="preserve">      // เรียงให้ตรงกับบรรทัด `-- bind ตามลำดับ:` ของ SQL เส้นนี้</w:t>
         <w:br/>
         <w:t xml:space="preserve">      userId, (page - 1) * size, size,</w:t>
         <w:br/>
@@ -14453,7 +15567,7 @@
     </w:p>
     <w:p>
       <w:pPr>
-        <w:pStyle w:val="Heading3"/>
+        <w:pStyle w:val="Heading2"/>
         <w:keepNext/>
         <w:keepLines/>
         <w:pageBreakBefore w:val="0"/>
@@ -14481,12 +15595,12 @@
         <w:br/>
         <w:t>export class DocumentAttachment {</w:t>
         <w:br/>
-        <w:t xml:space="preserve">  @PrimaryColumn({ name: 'id', type: 'bigint' })</w:t>
-        <w:br/>
-        <w:t xml:space="preserve">  id: number;</w:t>
-        <w:br/>
-        <w:br/>
-        <w:t xml:space="preserve">  @Column({ name: 'doc_no', type: 'varchar', length: 12 })</w:t>
+        <w:t xml:space="preserve">  @PrimaryColumn({ name: 'attach_id', type: 'bigint' })</w:t>
+        <w:br/>
+        <w:t xml:space="preserve">  attachId: number;</w:t>
+        <w:br/>
+        <w:br/>
+        <w:t xml:space="preserve">  @Column({ name: 'doc_no', type: 'varchar', length: 10 })</w:t>
         <w:br/>
         <w:t xml:space="preserve">  docNo: string;</w:t>
         <w:br/>
@@ -14501,49 +15615,69 @@
         <w:t xml:space="preserve">  fileName: string;</w:t>
         <w:br/>
         <w:br/>
-        <w:t xml:space="preserve">  @Column({ name: 'file_path', type: 'varchar', length: 1000 })</w:t>
-        <w:br/>
-        <w:t xml:space="preserve">  filePath: string;</w:t>
-        <w:br/>
-        <w:br/>
-        <w:t xml:space="preserve">  @Column({ name: 'file_size', type: 'int' })</w:t>
+        <w:t xml:space="preserve">  @Column({ name: 'mime_type', type: 'varchar', length: 100 })</w:t>
+        <w:br/>
+        <w:t xml:space="preserve">  mimeType: string;</w:t>
+        <w:br/>
+        <w:br/>
+        <w:t xml:space="preserve">  @Column({ name: 'file_size', type: 'bigint' })</w:t>
         <w:br/>
         <w:t xml:space="preserve">  fileSize: number;</w:t>
         <w:br/>
         <w:br/>
-        <w:t xml:space="preserve">  @Column({ name: 'content_type', type: 'varchar', length: 100, nullable: true })</w:t>
-        <w:br/>
-        <w:t xml:space="preserve">  contentType?: string;</w:t>
-        <w:br/>
-        <w:br/>
-        <w:t xml:space="preserve">  @Column({ name: 'upload_status', type: 'varchar', length: 1, nullable: true })</w:t>
-        <w:br/>
-        <w:t xml:space="preserve">  uploadStatus?: string;</w:t>
-        <w:br/>
-        <w:br/>
-        <w:t xml:space="preserve">  @Column({ name: 'upload_message', type: 'varchar', length: 500, nullable: true })</w:t>
-        <w:br/>
-        <w:t xml:space="preserve">  uploadMessage?: string;</w:t>
-        <w:br/>
-        <w:br/>
-        <w:t xml:space="preserve">  @Column({ name: 'purge_flag', type: 'char', length: 1, nullable: true })</w:t>
-        <w:br/>
-        <w:t xml:space="preserve">  purgeFlag?: string;</w:t>
-        <w:br/>
-        <w:br/>
-        <w:t xml:space="preserve">  @Column({ name: 'uploaded_by', type: 'varchar', length: 50 })</w:t>
+        <w:t xml:space="preserve">  @Column({ name: 'storage_provider', type: 'varchar', length: 30 })</w:t>
+        <w:br/>
+        <w:t xml:space="preserve">  storageProvider: string;</w:t>
+        <w:br/>
+        <w:br/>
+        <w:t xml:space="preserve">  @Column({ name: 'bucket', type: 'varchar', length: 120 })</w:t>
+        <w:br/>
+        <w:t xml:space="preserve">  bucket: string;</w:t>
+        <w:br/>
+        <w:br/>
+        <w:t xml:space="preserve">  @Column({ name: 'object_key', type: 'varchar', length: 500 })</w:t>
+        <w:br/>
+        <w:t xml:space="preserve">  objectKey: string;</w:t>
+        <w:br/>
+        <w:br/>
+        <w:t xml:space="preserve">  @Column({ name: 'sha256', type: 'varchar', length: 64 })</w:t>
+        <w:br/>
+        <w:t xml:space="preserve">  sha256: string;</w:t>
+        <w:br/>
+        <w:br/>
+        <w:t xml:space="preserve">  @Column({ name: 'scan_status', type: 'varchar', length: 20 })</w:t>
+        <w:br/>
+        <w:t xml:space="preserve">  scanStatus: string;</w:t>
+        <w:br/>
+        <w:br/>
+        <w:t xml:space="preserve">  @Column({ name: 'scanned_at', type: 'timestamp', nullable: true })</w:t>
+        <w:br/>
+        <w:t xml:space="preserve">  scannedAt?: Date;</w:t>
+        <w:br/>
+        <w:br/>
+        <w:t xml:space="preserve">  @Column({ name: 'scan_message', type: 'varchar', length: 500, nullable: true })</w:t>
+        <w:br/>
+        <w:t xml:space="preserve">  scanMessage?: string;</w:t>
+        <w:br/>
+        <w:br/>
+        <w:t xml:space="preserve">  @Column({ name: 'uploaded_by', type: 'varchar', length: 30 })</w:t>
         <w:br/>
         <w:t xml:space="preserve">  uploadedBy: string;</w:t>
         <w:br/>
         <w:br/>
-        <w:t xml:space="preserve">  @Column({ name: 'uploaded_at', type: 'timestamptz' })</w:t>
+        <w:t xml:space="preserve">  @Column({ name: 'uploaded_at', type: 'timestamp' })</w:t>
         <w:br/>
         <w:t xml:space="preserve">  uploadedAt: Date;</w:t>
         <w:br/>
         <w:br/>
-        <w:t xml:space="preserve">  // TODO: ตรวจความยาว/precision กับ DDL จริงใน sql/deploy-sgi-*.sql ก่อน merge</w:t>
-        <w:br/>
-        <w:t xml:space="preserve">  //       entity ชุดนี้ไม่ประกาศ relation ตาม convention (join ด้วย raw SQL)</w:t>
+        <w:t xml:space="preserve">  @Column({ name: 'deleted_flag', type: 'char', length: 1, default: 'N' })</w:t>
+        <w:br/>
+        <w:t xml:space="preserve">  deletedFlag: string;</w:t>
+        <w:br/>
+        <w:br/>
+        <w:t xml:space="preserve">  // entity ชุดนี้ generate จาก DDL ใน LLDD-Database.pdf §5.2–5.4 โดยตรง — คอลัมน์/ชนิด/nullable ตรงกันเสมอ</w:t>
+        <w:br/>
+        <w:t xml:space="preserve">  // ไม่ประกาศ relation ตาม convention ของทีม (join ด้วย raw SQL)</w:t>
         <w:br/>
         <w:t>}</w:t>
       </w:r>
@@ -14567,42 +15701,82 @@
         <w:br/>
         <w:t>export class CompensationDocument {</w:t>
         <w:br/>
-        <w:t xml:space="preserve">  @PrimaryColumn({ name: 'doc_no', type: 'varchar', length: 12 })</w:t>
-        <w:br/>
-        <w:t xml:space="preserve">  docNo: string;</w:t>
-        <w:br/>
-        <w:br/>
-        <w:t xml:space="preserve">  @Column({ name: 'impact_process_id', type: 'bigint', nullable: true })</w:t>
-        <w:br/>
-        <w:t xml:space="preserve">  impactProcessId?: number;</w:t>
-        <w:br/>
-        <w:br/>
-        <w:t xml:space="preserve">  @Column({ name: 'impacted_store_code', type: 'char', length: 5 })</w:t>
+        <w:t xml:space="preserve">  @PrimaryColumn({ name: 'id', type: 'bigint' })</w:t>
+        <w:br/>
+        <w:t xml:space="preserve">  id: number;</w:t>
+        <w:br/>
+        <w:br/>
+        <w:t xml:space="preserve">  @Column({ name: 'doc_no', type: 'varchar', length: 10, nullable: true })</w:t>
+        <w:br/>
+        <w:t xml:space="preserve">  docNo?: string;</w:t>
+        <w:br/>
+        <w:br/>
+        <w:t xml:space="preserve">  @Column({ name: 'year', type: 'int', nullable: true })</w:t>
+        <w:br/>
+        <w:t xml:space="preserve">  year?: number;</w:t>
+        <w:br/>
+        <w:br/>
+        <w:t xml:space="preserve">  @Column({ name: 'running_no', type: 'int', nullable: true })</w:t>
+        <w:br/>
+        <w:t xml:space="preserve">  runningNo?: number;</w:t>
+        <w:br/>
+        <w:br/>
+        <w:t xml:space="preserve">  @Column({ name: 'impact_process_id', type: 'bigint' })</w:t>
+        <w:br/>
+        <w:t xml:space="preserve">  impactProcessId: number;</w:t>
+        <w:br/>
+        <w:br/>
+        <w:t xml:space="preserve">  @Column({ name: 'impacted_store_code', type: 'varchar', length: 5 })</w:t>
         <w:br/>
         <w:t xml:space="preserve">  impactedStoreCode: string;</w:t>
         <w:br/>
         <w:br/>
+        <w:t xml:space="preserve">  @Column({ name: 'impact_month', type: 'char', length: 7, nullable: true })</w:t>
+        <w:br/>
+        <w:t xml:space="preserve">  impactMonth?: string;</w:t>
+        <w:br/>
+        <w:br/>
+        <w:t xml:space="preserve">  @Column({ name: 'new_store_code', type: 'varchar', length: 5, nullable: true })</w:t>
+        <w:br/>
+        <w:t xml:space="preserve">  newStoreCode?: string;</w:t>
+        <w:br/>
+        <w:br/>
+        <w:t xml:space="preserve">  @Column({ name: 'round_no', type: 'int', nullable: true })</w:t>
+        <w:br/>
+        <w:t xml:space="preserve">  roundNo?: number;</w:t>
+        <w:br/>
+        <w:br/>
+        <w:t xml:space="preserve">  @Column({ name: 'loop_no', type: 'int', nullable: true })</w:t>
+        <w:br/>
+        <w:t xml:space="preserve">  loopNo?: number;</w:t>
+        <w:br/>
+        <w:br/>
+        <w:t xml:space="preserve">  @Column({ name: 'source', type: 'varchar', length: 20, default: 'FS' })</w:t>
+        <w:br/>
+        <w:t xml:space="preserve">  source: string;</w:t>
+        <w:br/>
+        <w:br/>
         <w:t xml:space="preserve">  @Column({ name: 'status_code', type: 'varchar', length: 2 })</w:t>
         <w:br/>
         <w:t xml:space="preserve">  statusCode: string;</w:t>
         <w:br/>
         <w:br/>
-        <w:t xml:space="preserve">  @Column({ name: 'current_section_code', type: 'varchar', length: 2 })</w:t>
-        <w:br/>
-        <w:t xml:space="preserve">  currentSectionCode: string;</w:t>
-        <w:br/>
-        <w:br/>
-        <w:t xml:space="preserve">  @Column({ name: 'round_no', type: 'int', nullable: true })</w:t>
-        <w:br/>
-        <w:t xml:space="preserve">  roundNo?: number;</w:t>
-        <w:br/>
-        <w:br/>
-        <w:t xml:space="preserve">  @Column({ name: 'loop_no', type: 'int', nullable: true })</w:t>
-        <w:br/>
-        <w:t xml:space="preserve">  loopNo?: number;</w:t>
-        <w:br/>
-        <w:br/>
-        <w:t xml:space="preserve">  @Column({ name: 'statement_id', type: 'varchar', length: 30, nullable: true })</w:t>
+        <w:t xml:space="preserve">  @Column({ name: 'current_section_code', type: 'varchar', length: 2, nullable: true })</w:t>
+        <w:br/>
+        <w:t xml:space="preserve">  currentSectionCode?: string;</w:t>
+        <w:br/>
+        <w:br/>
+        <w:t xml:space="preserve">  @Column({ name: 'total_compensation_amount', type: 'numeric', precision: 14, scale: 2, default: 0 })</w:t>
+        <w:br/>
+        <w:t xml:space="preserve">  totalCompensationAmount: string;</w:t>
+        <w:br/>
+        <w:br/>
+        <w:t xml:space="preserve">  @Column({ name: 'allmap_url', type: 'varchar', length: 500, nullable: true })</w:t>
+        <w:br/>
+        <w:t xml:space="preserve">  allmapUrl?: string;</w:t>
+        <w:br/>
+        <w:br/>
+        <w:t xml:space="preserve">  @Column({ name: 'statement_id', type: 'varchar', length: 50, nullable: true })</w:t>
         <w:br/>
         <w:t xml:space="preserve">  statementId?: string;</w:t>
         <w:br/>
@@ -14622,34 +15796,39 @@
         <w:t xml:space="preserve">  accountMonth?: number;</w:t>
         <w:br/>
         <w:br/>
-        <w:t xml:space="preserve">  @Column({ name: 'compensate_amount', type: 'numeric', precision: 15, scale: 2, nullable: true })</w:t>
-        <w:br/>
-        <w:t xml:space="preserve">  compensateAmount?: string;</w:t>
-        <w:br/>
-        <w:br/>
-        <w:t xml:space="preserve">  @Column({ name: 'allmap_url', type: 'text', nullable: true })</w:t>
-        <w:br/>
-        <w:t xml:space="preserve">  allmapUrl?: string;</w:t>
-        <w:br/>
-        <w:br/>
         <w:t xml:space="preserve">  @Column({ name: 'approver_snapshot', type: 'jsonb', nullable: true })</w:t>
         <w:br/>
         <w:t xml:space="preserve">  approverSnapshot?: Record&lt;string, unknown&gt;;</w:t>
         <w:br/>
         <w:br/>
-        <w:t xml:space="preserve">  @Column({ name: 'created_at', type: 'timestamptz', nullable: true })</w:t>
-        <w:br/>
-        <w:t xml:space="preserve">  createdAt?: Date;</w:t>
-        <w:br/>
-        <w:br/>
-        <w:t xml:space="preserve">  @Column({ name: 'updated_at', type: 'timestamptz', nullable: true })</w:t>
+        <w:t xml:space="preserve">  @Column({ name: 'version_no', type: 'int', default: 1 })</w:t>
+        <w:br/>
+        <w:t xml:space="preserve">  versionNo: number;</w:t>
+        <w:br/>
+        <w:br/>
+        <w:t xml:space="preserve">  @Column({ name: 'created_by', type: 'varchar', length: 30 })</w:t>
+        <w:br/>
+        <w:t xml:space="preserve">  createdBy: string;</w:t>
+        <w:br/>
+        <w:br/>
+        <w:t xml:space="preserve">  @Column({ name: 'created_at', type: 'timestamp' })</w:t>
+        <w:br/>
+        <w:t xml:space="preserve">  createdAt: Date;</w:t>
+        <w:br/>
+        <w:br/>
+        <w:t xml:space="preserve">  @Column({ name: 'updated_by', type: 'varchar', length: 30, nullable: true })</w:t>
+        <w:br/>
+        <w:t xml:space="preserve">  updatedBy?: string;</w:t>
+        <w:br/>
+        <w:br/>
+        <w:t xml:space="preserve">  @Column({ name: 'updated_at', type: 'timestamp', nullable: true })</w:t>
         <w:br/>
         <w:t xml:space="preserve">  updatedAt?: Date;</w:t>
         <w:br/>
         <w:br/>
-        <w:t xml:space="preserve">  // TODO: ตรวจความยาว/precision กับ DDL จริงใน sql/deploy-sgi-*.sql ก่อน merge</w:t>
-        <w:br/>
-        <w:t xml:space="preserve">  //       entity ชุดนี้ไม่ประกาศ relation ตาม convention (join ด้วย raw SQL)</w:t>
+        <w:t xml:space="preserve">  // entity ชุดนี้ generate จาก DDL ใน LLDD-Database.pdf §5.2–5.4 โดยตรง — คอลัมน์/ชนิด/nullable ตรงกันเสมอ</w:t>
+        <w:br/>
+        <w:t xml:space="preserve">  // ไม่ประกาศ relation ตาม convention ของทีม (join ด้วย raw SQL)</w:t>
         <w:br/>
         <w:t>}</w:t>
       </w:r>
@@ -14694,7 +15873,7 @@
     </w:p>
     <w:p>
       <w:pPr>
-        <w:pStyle w:val="Heading3"/>
+        <w:pStyle w:val="Heading2"/>
         <w:keepNext/>
         <w:keepLines/>
         <w:pageBreakBefore w:val="0"/>
@@ -14819,7 +15998,7 @@
     </w:p>
     <w:p>
       <w:pPr>
-        <w:pStyle w:val="Heading3"/>
+        <w:pStyle w:val="Heading2"/>
         <w:keepNext/>
         <w:keepLines/>
         <w:pageBreakBefore w:val="0"/>
@@ -14923,6 +16102,12 @@
         <w:br/>
         <w:t xml:space="preserve">  // BFF ไม่มี DB — หน้าที่เดียวคือแนบ user context แล้ว forward</w:t>
         <w:br/>
+        <w:t xml:space="preserve">  // ⚠️ ต้อง unwrap envelope ของ store-backend 1 ชั้นก่อนคืน (ยืนยันจากโค้ดจริง 2026-09-04):</w:t>
+        <w:br/>
+        <w:t xml:space="preserve">  //    ResponseInterceptor ระดับ global ของ BFF ห่อผลลัพธ์เป็น { success, data, requestId } อีกที</w:t>
+        <w:br/>
+        <w:t xml:space="preserve">  //    ถ้าคืน { success, data } ดิบมา FE จะได้ data.data.data — SgiClientService จึงต้องคืน .data.data</w:t>
+        <w:br/>
         <w:t xml:space="preserve">  private userHeaders(user: any) {</w:t>
         <w:br/>
         <w:t xml:space="preserve">    return {</w:t>
@@ -14968,9 +16153,9 @@
         <w:t>import { AuthGuard } from '@nestjs/passport';</w:t>
         <w:br/>
         <w:br/>
-        <w:t>// เลือก prefix แบบเดียวทั้งโมดูล: ใช้ '/bff/sgi/...' (ห้ามปนกับแบบไม่มี /bff)</w:t>
-        <w:br/>
-        <w:t>@Controller('bff/sgi/attachment-sales-timeline')</w:t>
+        <w:t>// path เดียวกับที่ FE เรียก (apiClient baseURL รวม /api/v1 แล้ว) — ห้ามตั้งตามชื่อเอกสาร LLDD</w:t>
+        <w:br/>
+        <w:t>@Controller('sgi/document')</w:t>
         <w:br/>
         <w:t>@UseGuards(AuthGuard('jwt'))</w:t>
         <w:br/>
@@ -14981,7 +16166,7 @@
         <w:br/>
         <w:t xml:space="preserve">  // proxy ของ POST /api/v1/sgi/document/{docNo}/attachments</w:t>
         <w:br/>
-        <w:t xml:space="preserve">  @Post('sgi/document/:docNo/attachments')</w:t>
+        <w:t xml:space="preserve">  @Post(':docNo/attachments')</w:t>
         <w:br/>
         <w:t xml:space="preserve">  createSgiDocumentAttachments(@Param('docNo') docNo: string, @Body() body: any, @Req() req: any) {</w:t>
         <w:br/>
@@ -14992,7 +16177,7 @@
         <w:br/>
         <w:t xml:space="preserve">  // proxy ของ GET /api/v1/sgi/document/{docNo}/attachments/{attachId}/download</w:t>
         <w:br/>
-        <w:t xml:space="preserve">  @Get('sgi/document/:docNo/attachments/:attachId/download')</w:t>
+        <w:t xml:space="preserve">  @Get(':docNo/attachments/:attachId/download')</w:t>
         <w:br/>
         <w:t xml:space="preserve">  getSgiDocumentAttachmentsDownload(@Param('docNo') docNo: string, @Param('attachId') attachId: string, @Query() query: any, @Req() req: any) {</w:t>
         <w:br/>
@@ -15018,7 +16203,7 @@
     </w:p>
     <w:p>
       <w:pPr>
-        <w:pStyle w:val="Heading3"/>
+        <w:pStyle w:val="Heading2"/>
         <w:keepNext/>
         <w:keepLines/>
         <w:pageBreakBefore w:val="0"/>
@@ -15514,7 +16699,7 @@
     <w:p/>
     <w:p>
       <w:pPr>
-        <w:pStyle w:val="Heading3"/>
+        <w:pStyle w:val="Heading2"/>
         <w:keepNext/>
         <w:keepLines/>
         <w:pageBreakBefore w:val="0"/>
@@ -15547,15 +16732,17 @@
           <w:rFonts w:ascii="Courier New" w:hAnsi="Courier New" w:eastAsia="Courier New" w:cs="Tahoma"/>
           <w:sz w:val="16"/>
         </w:rPr>
-        <w:t>-- ⚠️ SQL นี้ใช้ named parameter (:name) แต่ `dataSource.query()` ของ store-backend</w:t>
-        <w:br/>
-        <w:t>--    รับเฉพาะ positional $1..$n — ต้องแปลงเป็นลำดับ หรือรันผ่าน QueryBuilder</w:t>
-        <w:br/>
-        <w:t>-- ตรวจขนาด ≤ 5MB, sanitize filename, sha256, AV scan=CLEAN ก่อน commit metadata</w:t>
+        <w:t>-- bind ตามลำดับ: $1=docNo · $2=sectionCode · $3=fileName · $4=mimeType · $5=fileSize · $6=storageProvider · $7=bucket · $8=objectKey · $9=sha256 · $10=scanClean · $11=empId · $12=now</w:t>
+        <w:br/>
+        <w:t>-- ตรวจขนาด ≤ 5MB, sanitize filename, sha256 ก่อน commit metadata</w:t>
+        <w:br/>
+        <w:t>-- ⚠️ scan_status เริ่มที่ 'PENDING' เสมอ — ระบบยังไม่มีตัวสแกน ให้ตัวสแกนอัปเดตเป็น CLEAN/BLOCKED ทีหลัง</w:t>
+        <w:br/>
+        <w:t>--    (เขียน CLEAN ตอน insert = ประกาศว่าสแกนผ่านทั้งที่ไม่เคยสแกน)</w:t>
         <w:br/>
         <w:t>INSERT INTO sgi_document_attachments (doc_no, section_code, file_name, mime_type, file_size, storage_provider, bucket, object_key, sha256, scan_status, uploaded_by, uploaded_at)</w:t>
         <w:br/>
-        <w:t>VALUES (:docNo, :sectionCode, :fileName, :mimeType, :fileSize, :storageProvider, :bucket, :objectKey, :sha256, :scanClean, :empId, :now);</w:t>
+        <w:t>VALUES ($1 /* docNo */, $2 /* sectionCode */, $3 /* fileName */, $4 /* mimeType */, $5 /* fileSize */, $6 /* storageProvider */, $7 /* bucket */, $8 /* objectKey */, $9 /* sha256 */, $10 /* scanClean */, $11 /* empId */, $12 /* now */);</w:t>
       </w:r>
     </w:p>
     <w:p>
@@ -15566,7 +16753,7 @@
         <w:t>GET /api/v1/sgi/document/{docNo}/attachments/{attachId}/download</w:t>
       </w:r>
       <w:r>
-        <w:t xml:space="preserve"> — ดาวน์โหลดไฟล์แนบรายไฟล์ผ่าน BE — ตรวจสิทธิ์เอกสาร + attachment ต้องเป็นของ docNo + scan_status=CLEAN ก่อน str…</w:t>
+        <w:t xml:space="preserve"> — ดาวน์โหลดไฟล์แนบรายไฟล์ผ่าน BE — ตรวจสิทธิ์เอกสาร + attachment ต้องเป็นของ docNo แล้วตัดสิน scan_status ตามนโ…</w:t>
       </w:r>
     </w:p>
     <w:p>
@@ -15579,17 +16766,23 @@
           <w:rFonts w:ascii="Courier New" w:hAnsi="Courier New" w:eastAsia="Courier New" w:cs="Tahoma"/>
           <w:sz w:val="16"/>
         </w:rPr>
-        <w:t>-- ⚠️ SQL นี้ใช้ named parameter (:name) แต่ `dataSource.query()` ของ store-backend</w:t>
-        <w:br/>
-        <w:t>--    รับเฉพาะ positional $1..$n — ต้องแปลงเป็นลำดับ หรือรันผ่าน QueryBuilder</w:t>
-        <w:br/>
-        <w:t>-- ตรวจสิทธิ์อ่านเอกสาร + attachment ต้องเป็นของ docNo + scan_status=CLEAN ก่อน stream ผ่าน BE</w:t>
+        <w:t>-- bind ตามลำดับ: $1=docNo · $2=attachId</w:t>
+        <w:br/>
+        <w:t>-- ตรวจสิทธิ์อ่านเอกสาร + attachment ต้องเป็นของ docNo แล้วตัดสิน scan_status ตามนโยบายเดียว</w:t>
+        <w:br/>
+        <w:t>--    สวิตช์ SGI_ALLOW_PENDING_DOWNLOAD ใน mas_param (Y/N) ส่งเข้ามาเป็นพารามิเตอร์ boolean</w:t>
+        <w:br/>
+        <w:t>--    CLEAN ได้เสมอ · BLOCKED/FAILED ไม่ได้เสมอ (422 FILE_SCAN_BLOCKED) · PENDING ขึ้นกับสวิตช์</w:t>
+        <w:br/>
+        <w:t>--    รายละเอียดเต็ม: LLDD-BE-Integration-SBP-Platform.pdf หัวข้อ 5</w:t>
         <w:br/>
         <w:t>SELECT attach_id, bucket, object_key, file_name, mime_type, scan_status</w:t>
         <w:br/>
         <w:t>FROM sgi_document_attachments</w:t>
         <w:br/>
-        <w:t>WHERE doc_no = :docNo AND attach_id = :attachId;</w:t>
+        <w:t>WHERE doc_no = $1 /* docNo */ AND attach_id = $2 /* attachId */</w:t>
+        <w:br/>
+        <w:t xml:space="preserve">  AND deleted_flag = 'N';   -- ไฟล์ที่ถูกลบแบบ soft delete ห้ามดาวน์โหลด</w:t>
       </w:r>
     </w:p>
     <w:p>
@@ -15613,13 +16806,11 @@
           <w:rFonts w:ascii="Courier New" w:hAnsi="Courier New" w:eastAsia="Courier New" w:cs="Tahoma"/>
           <w:sz w:val="16"/>
         </w:rPr>
-        <w:t>-- ⚠️ SQL นี้ใช้ named parameter (:name) แต่ `dataSource.query()` ของ store-backend</w:t>
-        <w:br/>
-        <w:t>--    รับเฉพาะ positional $1..$n — ต้องแปลงเป็นลำดับ หรือรันผ่าน QueryBuilder</w:t>
+        <w:t>-- bind ตามลำดับ: $1=docNo · $2=allowPendingDownload</w:t>
         <w:br/>
         <w:t>-- รวมไฟล์แนบทั้งหมดเป็น .zip — ตรวจสิทธิ์อ่านเอกสารก่อน แล้วรวมเฉพาะไฟล์ที่ scan ผ่าน</w:t>
         <w:br/>
-        <w:t>-- ⚠️ นโยบาย AV ยังไม่เคาะ (ดู LLDD-BE-API-Attachment-Sales-Timeline.pdf 5.1) — ถ้ายังไม่มีตัวสแกน การบังคับ CLEAN จะทำให้ดาวน์โหลดไม่ได้เลย</w:t>
+        <w:t>-- ⚠️ นโยบาย AV เคาะแล้ว 2026-09-07 (ดู LLDD-BE-Integration-SBP-Platform.pdf หัวข้อ 5) — ยังไม่มีตัวสแกนในระบบ จึงใช้สวิตช์ SGI_ALLOW_PENDING_DOWNLOAD คุมว่าจะให้ PENDING ดาวน์โหลดได้หรือไม่</w:t>
         <w:br/>
         <w:t>-- ไม่มีไฟล์ที่ดาวน์โหลดได้เลย -&gt; 404 (ไม่คืน zip เปล่า)</w:t>
         <w:br/>
@@ -15627,7 +16818,15 @@
         <w:br/>
         <w:t>FROM sgi_document_attachments</w:t>
         <w:br/>
-        <w:t>WHERE doc_no = :docNo AND scan_status = 'CLEAN'</w:t>
+        <w:t>WHERE doc_no = $1 /* docNo */</w:t>
+        <w:br/>
+        <w:t xml:space="preserve">  AND deleted_flag = 'N'                                    -- ไฟล์ที่ถูกลบแบบ soft delete ห้ามรวมลง zip</w:t>
+        <w:br/>
+        <w:t xml:space="preserve">  AND (scan_status = 'CLEAN'</w:t>
+        <w:br/>
+        <w:t xml:space="preserve">       OR (scan_status = 'PENDING' AND $2 /* allowPendingDownload */))   -- สวิตช์ SGI_ALLOW_PENDING_DOWNLOAD</w:t>
+        <w:br/>
+        <w:t xml:space="preserve">  AND scan_status NOT IN ('BLOCKED', 'FAILED')                    -- ปิดตายเสมอ ไม่ขึ้นกับสวิตช์</w:t>
         <w:br/>
         <w:t>ORDER BY section_code, attach_id;</w:t>
       </w:r>
@@ -15653,9 +16852,7 @@
           <w:rFonts w:ascii="Courier New" w:hAnsi="Courier New" w:eastAsia="Courier New" w:cs="Tahoma"/>
           <w:sz w:val="16"/>
         </w:rPr>
-        <w:t>-- ⚠️ SQL นี้ใช้ named parameter (:name) แต่ `dataSource.query()` ของ store-backend</w:t>
-        <w:br/>
-        <w:t>--    รับเฉพาะ positional $1..$n — ต้องแปลงเป็นลำดับ หรือรันผ่าน QueryBuilder</w:t>
+        <w:t>-- bind ตามลำดับ: $1=docNo · $2=salesSummaryId</w:t>
         <w:br/>
         <w:t>-- หา impact_process_id ของเอกสาร แล้วอ่านยอดขาย 4 หน้าต่าง × 15 วัน</w:t>
         <w:br/>
@@ -15665,21 +16862,21 @@
         <w:br/>
         <w:t>JOIN sgi_fgi_impact_sales_summaries ss ON ss.impact_process_id = d.impact_process_id</w:t>
         <w:br/>
-        <w:t>WHERE d.doc_no = :docNo;</w:t>
+        <w:t>WHERE d.doc_no = $1 /* docNo */;</w:t>
         <w:br/>
         <w:br/>
         <w:t>SELECT window_no, txn_date, sales_amount, sales_diff, is_outlier</w:t>
         <w:br/>
         <w:t>FROM sgi_sales_transactions</w:t>
         <w:br/>
-        <w:t>WHERE sales_summary_id = :salesSummaryId</w:t>
+        <w:t>WHERE sales_summary_id = $2 /* salesSummaryId */</w:t>
         <w:br/>
         <w:t>ORDER BY window_no, txn_date;</w:t>
       </w:r>
     </w:p>
     <w:p>
       <w:pPr>
-        <w:pStyle w:val="Heading3"/>
+        <w:pStyle w:val="Heading2"/>
         <w:keepNext/>
         <w:keepLines/>
         <w:pageBreakBefore w:val="0"/>
@@ -15822,6 +17019,86 @@
                 <w:sz w:val="18"/>
               </w:rPr>
               <w:t>CREATE INDEX idx_sgi_fgi_impact_sales_summaries_impact_process_id ON sgi_fgi_impact_sales_summaries (impact_process_id);</w:t>
+            </w:r>
+          </w:p>
+        </w:tc>
+        <w:tc>
+          <w:tcPr>
+            <w:tcW w:type="dxa" w:w="3360"/>
+            <w:vAlign w:val="center"/>
+          </w:tcPr>
+          <w:p>
+            <w:pPr>
+              <w:keepLines/>
+              <w:spacing w:after="0"/>
+            </w:pPr>
+            <w:r>
+              <w:rPr>
+                <w:rFonts w:ascii="Arial" w:hAnsi="Arial" w:eastAsia="Arial" w:cs="Tahoma"/>
+                <w:sz w:val="18"/>
+              </w:rPr>
+            </w:r>
+            <w:r>
+              <w:rPr>
+                <w:rFonts w:ascii="Arial" w:hAnsi="Arial" w:eastAsia="Arial" w:cs="Tahoma"/>
+                <w:sz w:val="18"/>
+              </w:rPr>
+              <w:t>ข้อเสนอ — อนุมานจากคอลัมน์ที่ปรากฏใน WHERE/JOIN ของ SQL ด้านบน ต้องวัด EXPLAIN ก่อนใช้จริง</w:t>
+            </w:r>
+          </w:p>
+        </w:tc>
+      </w:tr>
+      <w:tr>
+        <w:trPr>
+          <w:cantSplit/>
+        </w:trPr>
+        <w:tc>
+          <w:tcPr>
+            <w:tcW w:type="dxa" w:w="3360"/>
+            <w:vAlign w:val="center"/>
+          </w:tcPr>
+          <w:p>
+            <w:pPr>
+              <w:keepLines/>
+              <w:spacing w:after="0"/>
+            </w:pPr>
+            <w:r>
+              <w:rPr>
+                <w:rFonts w:ascii="Arial" w:hAnsi="Arial" w:eastAsia="Arial" w:cs="Tahoma"/>
+                <w:sz w:val="18"/>
+              </w:rPr>
+            </w:r>
+            <w:r>
+              <w:rPr>
+                <w:rFonts w:ascii="Arial" w:hAnsi="Arial" w:eastAsia="Arial" w:cs="Tahoma"/>
+                <w:sz w:val="18"/>
+              </w:rPr>
+              <w:t>sgi_compensation_documents</w:t>
+            </w:r>
+          </w:p>
+        </w:tc>
+        <w:tc>
+          <w:tcPr>
+            <w:tcW w:type="dxa" w:w="3360"/>
+            <w:vAlign w:val="center"/>
+          </w:tcPr>
+          <w:p>
+            <w:pPr>
+              <w:keepLines/>
+              <w:spacing w:after="0"/>
+            </w:pPr>
+            <w:r>
+              <w:rPr>
+                <w:rFonts w:ascii="Arial" w:hAnsi="Arial" w:eastAsia="Arial" w:cs="Tahoma"/>
+                <w:sz w:val="18"/>
+              </w:rPr>
+            </w:r>
+            <w:r>
+              <w:rPr>
+                <w:rFonts w:ascii="Arial" w:hAnsi="Arial" w:eastAsia="Arial" w:cs="Tahoma"/>
+                <w:sz w:val="18"/>
+              </w:rPr>
+              <w:t>CREATE INDEX idx_sgi_compensation_documents_doc_no ON sgi_compensation_documents (doc_no);</w:t>
             </w:r>
           </w:p>
         </w:tc>

--- a/LLDD/word/BE/LLDD-BE-API-Attachment-Sales-Timeline.docx
+++ b/LLDD/word/BE/LLDD-BE-API-Attachment-Sales-Timeline.docx
@@ -15726,6 +15726,11 @@
         <w:t xml:space="preserve">  impactProcessId: number;</w:t>
         <w:br/>
         <w:br/>
+        <w:t xml:space="preserve">  @Column({ name: 'impact_compensation_id', type: 'bigint' })</w:t>
+        <w:br/>
+        <w:t xml:space="preserve">  impactCompensationId: number;</w:t>
+        <w:br/>
+        <w:br/>
         <w:t xml:space="preserve">  @Column({ name: 'impacted_store_code', type: 'varchar', length: 5 })</w:t>
         <w:br/>
         <w:t xml:space="preserve">  impactedStoreCode: string;</w:t>
@@ -15756,7 +15761,7 @@
         <w:t xml:space="preserve">  source: string;</w:t>
         <w:br/>
         <w:br/>
-        <w:t xml:space="preserve">  @Column({ name: 'status_code', type: 'varchar', length: 2 })</w:t>
+        <w:t xml:space="preserve">  @Column({ name: 'status_code', type: 'varchar', length: 2, default: '06' })</w:t>
         <w:br/>
         <w:t xml:space="preserve">  statusCode: string;</w:t>
         <w:br/>

--- a/LLDD/word/BE/LLDD-BE-API-Attachment-Sales-Timeline.docx
+++ b/LLDD/word/BE/LLDD-BE-API-Attachment-Sales-Timeline.docx
@@ -15781,7 +15781,7 @@
         <w:t xml:space="preserve">  allmapUrl?: string;</w:t>
         <w:br/>
         <w:br/>
-        <w:t xml:space="preserve">  @Column({ name: 'statement_id', type: 'varchar', length: 50, nullable: true })</w:t>
+        <w:t xml:space="preserve">  @Column({ name: 'statement_id', type: 'varchar', length: 500, nullable: true })</w:t>
         <w:br/>
         <w:t xml:space="preserve">  statementId?: string;</w:t>
         <w:br/>
